--- a/public/Vishesh_Resume.docx
+++ b/public/Vishesh_Resume.docx
@@ -49,11 +49,6 @@
     <w:p>
       <w:pPr>
         <w:spacing w:after="0" w:line="360" w:lineRule="auto"/>
-        <w:rPr>
-          <w:rStyle w:val="Hyperlink"/>
-          <w:rFonts w:cstheme="minorHAnsi"/>
-          <w:szCs w:val="22"/>
-        </w:rPr>
       </w:pPr>
       <w:r>
         <w:rPr>
@@ -214,6 +209,124 @@
           <w:t>vishesh-dugar.me</w:t>
         </w:r>
       </w:hyperlink>
+    </w:p>
+    <w:p>
+      <w:pPr>
+        <w:spacing w:after="0" w:line="360" w:lineRule="auto"/>
+        <w:rPr>
+          <w:rFonts w:ascii="Constantia" w:hAnsi="Constantia" w:cstheme="majorHAnsi"/>
+          <w:szCs w:val="22"/>
+        </w:rPr>
+      </w:pPr>
+      <w:r>
+        <w:rPr>
+          <w:rFonts w:ascii="Constantia" w:hAnsi="Constantia" w:cstheme="majorHAnsi"/>
+          <w:noProof/>
+          <w:szCs w:val="22"/>
+        </w:rPr>
+        <mc:AlternateContent>
+          <mc:Choice Requires="wps">
+            <w:drawing>
+              <wp:anchor distT="0" distB="0" distL="114300" distR="114300" simplePos="0" relativeHeight="251683840" behindDoc="0" locked="0" layoutInCell="1" allowOverlap="1" wp14:anchorId="66141C08" wp14:editId="2C845EBC">
+                <wp:simplePos x="0" y="0"/>
+                <wp:positionH relativeFrom="column">
+                  <wp:posOffset>8467</wp:posOffset>
+                </wp:positionH>
+                <wp:positionV relativeFrom="paragraph">
+                  <wp:posOffset>176107</wp:posOffset>
+                </wp:positionV>
+                <wp:extent cx="6807200" cy="0"/>
+                <wp:effectExtent l="0" t="0" r="0" b="0"/>
+                <wp:wrapNone/>
+                <wp:docPr id="1308342022" name="Straight Connector 2"/>
+                <wp:cNvGraphicFramePr/>
+                <a:graphic xmlns:a="http://schemas.openxmlformats.org/drawingml/2006/main">
+                  <a:graphicData uri="http://schemas.microsoft.com/office/word/2010/wordprocessingShape">
+                    <wps:wsp>
+                      <wps:cNvCnPr/>
+                      <wps:spPr>
+                        <a:xfrm>
+                          <a:off x="0" y="0"/>
+                          <a:ext cx="6807200" cy="0"/>
+                        </a:xfrm>
+                        <a:prstGeom prst="line">
+                          <a:avLst/>
+                        </a:prstGeom>
+                      </wps:spPr>
+                      <wps:style>
+                        <a:lnRef idx="2">
+                          <a:schemeClr val="dk1"/>
+                        </a:lnRef>
+                        <a:fillRef idx="0">
+                          <a:schemeClr val="dk1"/>
+                        </a:fillRef>
+                        <a:effectRef idx="1">
+                          <a:schemeClr val="dk1"/>
+                        </a:effectRef>
+                        <a:fontRef idx="minor">
+                          <a:schemeClr val="tx1"/>
+                        </a:fontRef>
+                      </wps:style>
+                      <wps:bodyPr/>
+                    </wps:wsp>
+                  </a:graphicData>
+                </a:graphic>
+              </wp:anchor>
+            </w:drawing>
+          </mc:Choice>
+          <mc:Fallback>
+            <w:pict>
+              <v:line w14:anchorId="3171ECEC" id="Straight Connector 2" o:spid="_x0000_s1026" style="position:absolute;z-index:251683840;visibility:visible;mso-wrap-style:square;mso-wrap-distance-left:9pt;mso-wrap-distance-top:0;mso-wrap-distance-right:9pt;mso-wrap-distance-bottom:0;mso-position-horizontal:absolute;mso-position-horizontal-relative:text;mso-position-vertical:absolute;mso-position-vertical-relative:text" from=".65pt,13.85pt" to="536.65pt,13.85pt" o:gfxdata="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" strokecolor="black [3200]" strokeweight="1pt">
+                <v:stroke joinstyle="miter"/>
+              </v:line>
+            </w:pict>
+          </mc:Fallback>
+        </mc:AlternateContent>
+      </w:r>
+      <w:r>
+        <w:rPr>
+          <w:rFonts w:ascii="Constantia" w:hAnsi="Constantia" w:cstheme="majorHAnsi"/>
+          <w:szCs w:val="22"/>
+        </w:rPr>
+        <w:t>SUMMARY</w:t>
+      </w:r>
+    </w:p>
+    <w:p>
+      <w:pPr>
+        <w:spacing w:line="240" w:lineRule="auto"/>
+        <w:rPr>
+          <w:rStyle w:val="Hyperlink"/>
+          <w:color w:val="auto"/>
+          <w:szCs w:val="22"/>
+          <w:u w:val="none"/>
+        </w:rPr>
+      </w:pPr>
+      <w:r>
+        <w:rPr>
+          <w:szCs w:val="22"/>
+        </w:rPr>
+        <w:t xml:space="preserve">Full Stack </w:t>
+      </w:r>
+      <w:r>
+        <w:rPr>
+          <w:szCs w:val="22"/>
+        </w:rPr>
+        <w:t xml:space="preserve">Software Engineer with </w:t>
+      </w:r>
+      <w:r>
+        <w:rPr>
+          <w:b/>
+          <w:bCs/>
+          <w:szCs w:val="22"/>
+        </w:rPr>
+        <w:t>2+ years of experience</w:t>
+      </w:r>
+      <w:r>
+        <w:rPr>
+          <w:szCs w:val="22"/>
+        </w:rPr>
+        <w:t xml:space="preserve"> building distributed, event-driven systems on AWS. Specialized in serverless architectures, cloud infrastructure, and AI/RAG systems, with a strong track record of shipping production-grade solutions at scale.</w:t>
+      </w:r>
     </w:p>
     <w:p>
       <w:pPr>
@@ -329,13 +442,25 @@
         <w:rPr>
           <w:szCs w:val="22"/>
         </w:rPr>
-        <w:t xml:space="preserve">, JavaScript, SQL, </w:t>
+        <w:t xml:space="preserve">, JavaScript, </w:t>
       </w:r>
       <w:r>
         <w:rPr>
           <w:szCs w:val="22"/>
         </w:rPr>
         <w:t xml:space="preserve">Python, </w:t>
+      </w:r>
+      <w:r>
+        <w:rPr>
+          <w:szCs w:val="22"/>
+        </w:rPr>
+        <w:t>SQL</w:t>
+      </w:r>
+      <w:r>
+        <w:rPr>
+          <w:szCs w:val="22"/>
+        </w:rPr>
+        <w:t xml:space="preserve">, </w:t>
       </w:r>
       <w:r>
         <w:rPr>
@@ -376,7 +501,25 @@
         <w:rPr>
           <w:szCs w:val="22"/>
         </w:rPr>
-        <w:t xml:space="preserve">, React, Langchain.js, FastAPI </w:t>
+        <w:t xml:space="preserve">, </w:t>
+      </w:r>
+      <w:r>
+        <w:rPr>
+          <w:szCs w:val="22"/>
+        </w:rPr>
+        <w:t xml:space="preserve">FastAPI, </w:t>
+      </w:r>
+      <w:r>
+        <w:rPr>
+          <w:szCs w:val="22"/>
+        </w:rPr>
+        <w:t>React, Langc</w:t>
+      </w:r>
+      <w:r>
+        <w:rPr>
+          <w:szCs w:val="22"/>
+        </w:rPr>
+        <w:t xml:space="preserve">hain, LangGraph, FastMCP </w:t>
       </w:r>
     </w:p>
     <w:p>
@@ -410,7 +553,7 @@
     </w:p>
     <w:p>
       <w:pPr>
-        <w:spacing w:after="0" w:line="276" w:lineRule="auto"/>
+        <w:spacing w:after="0" w:line="240" w:lineRule="auto"/>
         <w:ind w:left="288"/>
         <w:rPr>
           <w:szCs w:val="22"/>
@@ -445,135 +588,6 @@
     </w:p>
     <w:p>
       <w:pPr>
-        <w:spacing w:after="0" w:line="240" w:lineRule="auto"/>
-        <w:ind w:left="288"/>
-        <w:rPr>
-          <w:szCs w:val="22"/>
-        </w:rPr>
-      </w:pPr>
-      <w:r>
-        <w:rPr>
-          <w:b/>
-          <w:bCs/>
-          <w:szCs w:val="22"/>
-        </w:rPr>
-        <w:t>Cloud &amp; DevOps:</w:t>
-      </w:r>
-      <w:r>
-        <w:rPr>
-          <w:szCs w:val="22"/>
-        </w:rPr>
-        <w:t xml:space="preserve"> </w:t>
-      </w:r>
-      <w:r>
-        <w:rPr>
-          <w:szCs w:val="22"/>
-        </w:rPr>
-        <w:t>AWS (</w:t>
-      </w:r>
-      <w:r>
-        <w:rPr>
-          <w:szCs w:val="22"/>
-        </w:rPr>
-        <w:t xml:space="preserve">ECS, </w:t>
-      </w:r>
-      <w:r>
-        <w:rPr>
-          <w:szCs w:val="22"/>
-        </w:rPr>
-        <w:t>Lambda, S3, SQS,</w:t>
-      </w:r>
-      <w:r>
-        <w:rPr>
-          <w:szCs w:val="22"/>
-        </w:rPr>
-        <w:t xml:space="preserve"> SNS, </w:t>
-      </w:r>
-      <w:r>
-        <w:rPr>
-          <w:szCs w:val="22"/>
-        </w:rPr>
-        <w:t xml:space="preserve">API Gateway, </w:t>
-      </w:r>
-      <w:r>
-        <w:rPr>
-          <w:szCs w:val="22"/>
-        </w:rPr>
-        <w:t>Firehose,</w:t>
-      </w:r>
-      <w:r>
-        <w:rPr>
-          <w:szCs w:val="22"/>
-        </w:rPr>
-        <w:t xml:space="preserve"> Cognito,</w:t>
-      </w:r>
-      <w:r>
-        <w:rPr>
-          <w:szCs w:val="22"/>
-        </w:rPr>
-        <w:t xml:space="preserve"> </w:t>
-      </w:r>
-      <w:proofErr w:type="spellStart"/>
-      <w:r>
-        <w:rPr>
-          <w:szCs w:val="22"/>
-        </w:rPr>
-        <w:t>Elasticache</w:t>
-      </w:r>
-      <w:proofErr w:type="spellEnd"/>
-      <w:r>
-        <w:rPr>
-          <w:szCs w:val="22"/>
-        </w:rPr>
-        <w:t xml:space="preserve">, Glue, </w:t>
-      </w:r>
-      <w:r>
-        <w:rPr>
-          <w:szCs w:val="22"/>
-        </w:rPr>
-        <w:t>Athena</w:t>
-      </w:r>
-      <w:r>
-        <w:rPr>
-          <w:szCs w:val="22"/>
-        </w:rPr>
-        <w:t xml:space="preserve">, </w:t>
-      </w:r>
-      <w:proofErr w:type="spellStart"/>
-      <w:r>
-        <w:rPr>
-          <w:szCs w:val="22"/>
-        </w:rPr>
-        <w:t>AgentCore</w:t>
-      </w:r>
-      <w:proofErr w:type="spellEnd"/>
-      <w:r>
-        <w:rPr>
-          <w:szCs w:val="22"/>
-        </w:rPr>
-        <w:t xml:space="preserve"> Bedrock</w:t>
-      </w:r>
-      <w:r>
-        <w:rPr>
-          <w:szCs w:val="22"/>
-        </w:rPr>
-        <w:t>), Docker, Terraform, Kubernete</w:t>
-      </w:r>
-      <w:r>
-        <w:rPr>
-          <w:szCs w:val="22"/>
-        </w:rPr>
-        <w:t>s</w:t>
-      </w:r>
-      <w:r>
-        <w:rPr>
-          <w:szCs w:val="22"/>
-        </w:rPr>
-        <w:t>, CI/CD</w:t>
-      </w:r>
-    </w:p>
-    <w:p>
-      <w:pPr>
         <w:spacing w:line="240" w:lineRule="auto"/>
         <w:ind w:left="288"/>
         <w:rPr>
@@ -586,31 +600,55 @@
           <w:bCs/>
           <w:szCs w:val="22"/>
         </w:rPr>
-        <w:t xml:space="preserve">Engineering Concepts: </w:t>
-      </w:r>
-      <w:r>
-        <w:rPr>
-          <w:szCs w:val="22"/>
-        </w:rPr>
-        <w:t>System Design, Distributed Systems, Event-Driven Architecture, Microservices, Design Patterns, Caching Strategies, Load Balancing, Rate Limiting, Idempotency, Message Queuing, RESTful API Design, Database Indexing &amp; Query Optimization, High Availability &amp; Fault Tolerance, RAG</w:t>
-      </w:r>
-      <w:r>
-        <w:rPr>
-          <w:szCs w:val="22"/>
-        </w:rPr>
-        <w:t xml:space="preserve">, </w:t>
-      </w:r>
-      <w:r>
-        <w:rPr>
-          <w:szCs w:val="22"/>
-        </w:rPr>
-        <w:t>Vector Search, Agentic Workflows, Prompt Engineering</w:t>
-      </w:r>
-      <w:r>
-        <w:rPr>
-          <w:szCs w:val="22"/>
-        </w:rPr>
-        <w:t>, Testing</w:t>
+        <w:t>Cloud &amp; DevOps:</w:t>
+      </w:r>
+      <w:r>
+        <w:rPr>
+          <w:szCs w:val="22"/>
+        </w:rPr>
+        <w:t xml:space="preserve"> </w:t>
+      </w:r>
+      <w:r>
+        <w:rPr>
+          <w:szCs w:val="22"/>
+        </w:rPr>
+        <w:t>AWS (</w:t>
+      </w:r>
+      <w:r>
+        <w:rPr>
+          <w:szCs w:val="22"/>
+        </w:rPr>
+        <w:t xml:space="preserve">ECS, </w:t>
+      </w:r>
+      <w:r>
+        <w:rPr>
+          <w:szCs w:val="22"/>
+        </w:rPr>
+        <w:t>API Gateway</w:t>
+      </w:r>
+      <w:r>
+        <w:rPr>
+          <w:szCs w:val="22"/>
+        </w:rPr>
+        <w:t>,</w:t>
+      </w:r>
+      <w:r>
+        <w:rPr>
+          <w:szCs w:val="22"/>
+        </w:rPr>
+        <w:t xml:space="preserve"> Cognito</w:t>
+      </w:r>
+      <w:r>
+        <w:rPr>
+          <w:szCs w:val="22"/>
+        </w:rPr>
+        <w:t>, AgentCore Bedrock</w:t>
+      </w:r>
+      <w:r>
+        <w:rPr>
+          <w:szCs w:val="22"/>
+        </w:rPr>
+        <w:t>), Docker, Terraform, CI/CD</w:t>
       </w:r>
     </w:p>
     <w:bookmarkEnd w:id="1"/>
@@ -706,8 +744,9 @@
           <w:szCs w:val="22"/>
         </w:rPr>
       </w:pPr>
-      <w:bookmarkStart w:id="2" w:name="OLE_LINK4"/>
-      <w:bookmarkStart w:id="3" w:name="OLE_LINK6"/>
+      <w:bookmarkStart w:id="2" w:name="OLE_LINK8"/>
+      <w:bookmarkStart w:id="3" w:name="OLE_LINK4"/>
+      <w:bookmarkStart w:id="4" w:name="OLE_LINK6"/>
       <w:r>
         <w:rPr>
           <w:b/>
@@ -741,70 +780,14 @@
           <w:rFonts w:ascii="Corbel Light" w:hAnsi="Corbel Light"/>
           <w:szCs w:val="22"/>
         </w:rPr>
-        <w:t>Trading</w:t>
-      </w:r>
-      <w:r>
-        <w:rPr>
-          <w:rFonts w:ascii="Corbel Light" w:hAnsi="Corbel Light"/>
-          <w:szCs w:val="22"/>
-        </w:rPr>
-        <w:tab/>
-      </w:r>
-      <w:r>
-        <w:rPr>
-          <w:rFonts w:ascii="Corbel Light" w:hAnsi="Corbel Light"/>
-          <w:szCs w:val="22"/>
-        </w:rPr>
-        <w:tab/>
-      </w:r>
-      <w:r>
-        <w:rPr>
-          <w:rFonts w:ascii="Corbel Light" w:hAnsi="Corbel Light"/>
-          <w:szCs w:val="22"/>
-        </w:rPr>
-        <w:tab/>
-      </w:r>
-      <w:r>
-        <w:rPr>
-          <w:rFonts w:ascii="Corbel Light" w:hAnsi="Corbel Light"/>
-          <w:szCs w:val="22"/>
-        </w:rPr>
-        <w:tab/>
-      </w:r>
-      <w:r>
-        <w:rPr>
-          <w:rFonts w:ascii="Corbel Light" w:hAnsi="Corbel Light"/>
-          <w:szCs w:val="22"/>
-        </w:rPr>
-        <w:tab/>
-      </w:r>
-      <w:r>
-        <w:rPr>
-          <w:rFonts w:ascii="Corbel Light" w:hAnsi="Corbel Light"/>
-          <w:szCs w:val="22"/>
-        </w:rPr>
-        <w:tab/>
-      </w:r>
-      <w:r>
-        <w:rPr>
-          <w:rFonts w:ascii="Corbel Light" w:hAnsi="Corbel Light"/>
-          <w:szCs w:val="22"/>
-        </w:rPr>
-        <w:tab/>
-      </w:r>
-      <w:r>
-        <w:rPr>
-          <w:rFonts w:ascii="Corbel Light" w:hAnsi="Corbel Light"/>
-          <w:szCs w:val="22"/>
-        </w:rPr>
-        <w:tab/>
-      </w:r>
-      <w:r>
-        <w:rPr>
-          <w:rFonts w:ascii="Corbel Light" w:hAnsi="Corbel Light"/>
-          <w:szCs w:val="22"/>
-        </w:rPr>
-        <w:t xml:space="preserve"> </w:t>
+        <w:t>Group</w:t>
+      </w:r>
+      <w:r>
+        <w:rPr>
+          <w:rFonts w:ascii="Corbel Light" w:hAnsi="Corbel Light"/>
+          <w:szCs w:val="22"/>
+        </w:rPr>
+        <w:t xml:space="preserve"> (</w:t>
       </w:r>
       <w:r>
         <w:rPr>
@@ -826,6 +809,13 @@
           <w:szCs w:val="22"/>
         </w:rPr>
         <w:t xml:space="preserve"> Present</w:t>
+      </w:r>
+      <w:r>
+        <w:rPr>
+          <w:rFonts w:ascii="Corbel Light" w:hAnsi="Corbel Light"/>
+          <w:szCs w:val="22"/>
+        </w:rPr>
+        <w:t>)</w:t>
       </w:r>
     </w:p>
     <w:p>
@@ -843,14 +833,29 @@
           <w:szCs w:val="22"/>
         </w:rPr>
       </w:pPr>
-      <w:bookmarkStart w:id="4" w:name="OLE_LINK7"/>
-      <w:bookmarkStart w:id="5" w:name="OLE_LINK5"/>
-      <w:r>
-        <w:rPr>
-          <w:rFonts w:cstheme="minorHAnsi"/>
-          <w:szCs w:val="22"/>
-        </w:rPr>
-        <w:t xml:space="preserve">Designed a serverless reporting pipeline on </w:t>
+      <w:bookmarkStart w:id="5" w:name="OLE_LINK7"/>
+      <w:bookmarkStart w:id="6" w:name="OLE_LINK5"/>
+      <w:bookmarkEnd w:id="2"/>
+      <w:r>
+        <w:rPr>
+          <w:rFonts w:cstheme="minorHAnsi"/>
+          <w:szCs w:val="22"/>
+        </w:rPr>
+        <w:t>Designed a serverless reporting pipeline on</w:t>
+      </w:r>
+      <w:r>
+        <w:rPr>
+          <w:rFonts w:cstheme="minorHAnsi"/>
+          <w:szCs w:val="22"/>
+        </w:rPr>
+        <w:t xml:space="preserve"> AWS</w:t>
+      </w:r>
+      <w:r>
+        <w:rPr>
+          <w:rFonts w:cstheme="minorHAnsi"/>
+          <w:szCs w:val="22"/>
+        </w:rPr>
+        <w:t xml:space="preserve"> </w:t>
       </w:r>
       <w:r>
         <w:rPr>
@@ -928,30 +933,14 @@
           <w:szCs w:val="22"/>
         </w:rPr>
       </w:pPr>
-      <w:bookmarkStart w:id="6" w:name="OLE_LINK9"/>
-      <w:bookmarkEnd w:id="4"/>
-      <w:r>
-        <w:rPr>
-          <w:rFonts w:cstheme="minorHAnsi"/>
-          <w:szCs w:val="22"/>
-        </w:rPr>
-        <w:t xml:space="preserve">Scaled </w:t>
-      </w:r>
-      <w:proofErr w:type="spellStart"/>
-      <w:r>
-        <w:rPr>
-          <w:rFonts w:cstheme="minorHAnsi"/>
-          <w:szCs w:val="22"/>
-        </w:rPr>
-        <w:t>Elasticache</w:t>
-      </w:r>
-      <w:proofErr w:type="spellEnd"/>
-      <w:r>
-        <w:rPr>
-          <w:rFonts w:cstheme="minorHAnsi"/>
-          <w:szCs w:val="22"/>
-        </w:rPr>
-        <w:t xml:space="preserve"> Redis </w:t>
+      <w:bookmarkStart w:id="7" w:name="OLE_LINK9"/>
+      <w:bookmarkEnd w:id="5"/>
+      <w:r>
+        <w:rPr>
+          <w:rFonts w:cstheme="minorHAnsi"/>
+          <w:szCs w:val="22"/>
+        </w:rPr>
+        <w:t xml:space="preserve">Scaled Elasticache Redis </w:t>
       </w:r>
       <w:r>
         <w:rPr>
@@ -1138,8 +1127,8 @@
         <w:t xml:space="preserve"> during customer onboarding.</w:t>
       </w:r>
     </w:p>
-    <w:bookmarkEnd w:id="2"/>
-    <w:bookmarkEnd w:id="6"/>
+    <w:bookmarkEnd w:id="3"/>
+    <w:bookmarkEnd w:id="7"/>
     <w:p>
       <w:pPr>
         <w:pStyle w:val="ListParagraph"/>
@@ -1158,16 +1147,62 @@
           <w:rFonts w:cstheme="minorHAnsi"/>
           <w:szCs w:val="22"/>
         </w:rPr>
-        <w:t xml:space="preserve">Architected a serverless, event-driven attachments service (Lambda, SQS, S3, DynamoDB, Terraform) enabling users to attach evidence to decisions on subscribed daily monitoring alerts, closing an audit gap with verifiable proof of review reasoning. </w:t>
-      </w:r>
-      <w:r>
-        <w:rPr>
-          <w:rFonts w:cstheme="minorHAnsi"/>
-          <w:b/>
-          <w:bCs/>
-          <w:szCs w:val="22"/>
-        </w:rPr>
-        <w:t>3k+ weekly requests.</w:t>
+        <w:t>Architected a serverless, event-driven attachments service (</w:t>
+      </w:r>
+      <w:r>
+        <w:rPr>
+          <w:rFonts w:cstheme="minorHAnsi"/>
+          <w:szCs w:val="22"/>
+        </w:rPr>
+        <w:t xml:space="preserve">AWS </w:t>
+      </w:r>
+      <w:r>
+        <w:rPr>
+          <w:rFonts w:cstheme="minorHAnsi"/>
+          <w:szCs w:val="22"/>
+        </w:rPr>
+        <w:t xml:space="preserve">Lambda, SQS, S3, DynamoDB) </w:t>
+      </w:r>
+      <w:r>
+        <w:rPr>
+          <w:rFonts w:cstheme="minorHAnsi"/>
+          <w:szCs w:val="22"/>
+        </w:rPr>
+        <w:t xml:space="preserve">with React UI </w:t>
+      </w:r>
+      <w:r>
+        <w:rPr>
+          <w:rFonts w:cstheme="minorHAnsi"/>
+          <w:szCs w:val="22"/>
+        </w:rPr>
+        <w:t xml:space="preserve">enabling users to attach evidence to decisions on subscribed daily monitoring alerts, closing an audit gap with verifiable proof of review reasoning. </w:t>
+      </w:r>
+      <w:r>
+        <w:rPr>
+          <w:rFonts w:cstheme="minorHAnsi"/>
+          <w:b/>
+          <w:bCs/>
+          <w:szCs w:val="22"/>
+        </w:rPr>
+        <w:t xml:space="preserve">3k+ </w:t>
+      </w:r>
+      <w:r>
+        <w:rPr>
+          <w:rFonts w:cstheme="minorHAnsi"/>
+          <w:b/>
+          <w:bCs/>
+          <w:szCs w:val="22"/>
+        </w:rPr>
+        <w:t>daily</w:t>
+      </w:r>
+      <w:r>
+        <w:rPr>
+          <w:rFonts w:cstheme="minorHAnsi"/>
+          <w:b/>
+          <w:bCs/>
+          <w:szCs w:val="22"/>
+        </w:rPr>
+        <w:t xml:space="preserve"> requests.</w:t>
       </w:r>
     </w:p>
     <w:p>
@@ -1238,41 +1273,165 @@
       </w:pPr>
       <w:r>
         <w:rPr>
-          <w:szCs w:val="22"/>
-        </w:rPr>
-        <w:t xml:space="preserve">Reduced hiring coordination </w:t>
-      </w:r>
-      <w:r>
-        <w:rPr>
-          <w:b/>
-          <w:bCs/>
-          <w:szCs w:val="22"/>
-        </w:rPr>
-        <w:t>from 900 to 50 man-hours</w:t>
-      </w:r>
-      <w:r>
-        <w:rPr>
-          <w:szCs w:val="22"/>
-        </w:rPr>
-        <w:t xml:space="preserve"> by building a Node.js automation pipeline (Lever API) during a 24-hour hackathon; now running in production, auto-scheduling multi-round interviews for </w:t>
-      </w:r>
-      <w:r>
-        <w:rPr>
-          <w:b/>
-          <w:bCs/>
-          <w:szCs w:val="22"/>
-        </w:rPr>
-        <w:t>5,000+</w:t>
-      </w:r>
-      <w:r>
-        <w:rPr>
-          <w:szCs w:val="22"/>
-        </w:rPr>
-        <w:t xml:space="preserve"> applicants from a single Excel input.</w:t>
+          <w:rFonts w:cstheme="minorHAnsi"/>
+          <w:szCs w:val="22"/>
+        </w:rPr>
+        <w:t xml:space="preserve">Shipped an MCP integration for KYC6 </w:t>
+      </w:r>
+      <w:r>
+        <w:rPr>
+          <w:rFonts w:cstheme="minorHAnsi"/>
+          <w:szCs w:val="22"/>
+        </w:rPr>
+        <w:t xml:space="preserve">on </w:t>
+      </w:r>
+      <w:r>
+        <w:rPr>
+          <w:rFonts w:cstheme="minorHAnsi"/>
+          <w:szCs w:val="22"/>
+        </w:rPr>
+        <w:t>AgentCore</w:t>
+      </w:r>
+      <w:r>
+        <w:rPr>
+          <w:rFonts w:cstheme="minorHAnsi"/>
+          <w:szCs w:val="22"/>
+        </w:rPr>
+        <w:t xml:space="preserve"> in response to channel partner demand,</w:t>
+      </w:r>
+      <w:r>
+        <w:rPr>
+          <w:rFonts w:cstheme="minorHAnsi"/>
+          <w:szCs w:val="22"/>
+        </w:rPr>
+        <w:t xml:space="preserve"> reducing client agent integration to </w:t>
+      </w:r>
+      <w:r>
+        <w:rPr>
+          <w:rFonts w:cstheme="minorHAnsi"/>
+          <w:szCs w:val="22"/>
+        </w:rPr>
+        <w:t xml:space="preserve">just </w:t>
+      </w:r>
+      <w:r>
+        <w:rPr>
+          <w:rFonts w:cstheme="minorHAnsi"/>
+          <w:b/>
+          <w:bCs/>
+          <w:szCs w:val="22"/>
+        </w:rPr>
+        <w:t>2–3 days</w:t>
+      </w:r>
+      <w:r>
+        <w:rPr>
+          <w:rFonts w:cstheme="minorHAnsi"/>
+          <w:szCs w:val="22"/>
+        </w:rPr>
+        <w:t xml:space="preserve"> of testing</w:t>
+      </w:r>
+      <w:r>
+        <w:rPr>
+          <w:rFonts w:cstheme="minorHAnsi"/>
+          <w:szCs w:val="22"/>
+        </w:rPr>
+        <w:t>. A</w:t>
+      </w:r>
+      <w:r>
+        <w:rPr>
+          <w:rFonts w:cstheme="minorHAnsi"/>
+          <w:szCs w:val="22"/>
+        </w:rPr>
+        <w:t xml:space="preserve">dopted by </w:t>
+      </w:r>
+      <w:r>
+        <w:rPr>
+          <w:rFonts w:cstheme="minorHAnsi"/>
+          <w:b/>
+          <w:bCs/>
+          <w:szCs w:val="22"/>
+        </w:rPr>
+        <w:t xml:space="preserve">2 partners serving </w:t>
+      </w:r>
+      <w:r>
+        <w:rPr>
+          <w:rFonts w:cstheme="minorHAnsi"/>
+          <w:b/>
+          <w:bCs/>
+          <w:szCs w:val="22"/>
+        </w:rPr>
+        <w:t>2</w:t>
+      </w:r>
+      <w:r>
+        <w:rPr>
+          <w:rFonts w:cstheme="minorHAnsi"/>
+          <w:b/>
+          <w:bCs/>
+          <w:szCs w:val="22"/>
+        </w:rPr>
+        <w:t>0–</w:t>
+      </w:r>
+      <w:r>
+        <w:rPr>
+          <w:rFonts w:cstheme="minorHAnsi"/>
+          <w:b/>
+          <w:bCs/>
+          <w:szCs w:val="22"/>
+        </w:rPr>
+        <w:t>3</w:t>
+      </w:r>
+      <w:r>
+        <w:rPr>
+          <w:rFonts w:cstheme="minorHAnsi"/>
+          <w:b/>
+          <w:bCs/>
+          <w:szCs w:val="22"/>
+        </w:rPr>
+        <w:t>0 customers</w:t>
+      </w:r>
+      <w:r>
+        <w:rPr>
+          <w:rFonts w:cstheme="minorHAnsi"/>
+          <w:szCs w:val="22"/>
+        </w:rPr>
+        <w:t xml:space="preserve"> each.</w:t>
       </w:r>
     </w:p>
-    <w:bookmarkEnd w:id="3"/>
-    <w:bookmarkEnd w:id="5"/>
+    <w:p>
+      <w:pPr>
+        <w:pStyle w:val="ListParagraph"/>
+        <w:numPr>
+          <w:ilvl w:val="0"/>
+          <w:numId w:val="4"/>
+        </w:numPr>
+        <w:spacing w:after="0" w:line="240" w:lineRule="auto"/>
+        <w:rPr>
+          <w:rFonts w:cstheme="minorHAnsi"/>
+          <w:szCs w:val="22"/>
+        </w:rPr>
+      </w:pPr>
+      <w:r>
+        <w:rPr>
+          <w:szCs w:val="22"/>
+        </w:rPr>
+        <w:t xml:space="preserve">Independently identified a hiring-coordination bottleneck and shipped a Node.js automation pipeline during a 24-hour hackathon; now adopted in production, </w:t>
+      </w:r>
+      <w:r>
+        <w:rPr>
+          <w:b/>
+          <w:bCs/>
+          <w:szCs w:val="22"/>
+        </w:rPr>
+        <w:t>cutting 900 man-hours to 50 for 5,000+ applicants</w:t>
+      </w:r>
+      <w:r>
+        <w:rPr>
+          <w:szCs w:val="22"/>
+        </w:rPr>
+        <w:t>.</w:t>
+      </w:r>
+    </w:p>
+    <w:bookmarkEnd w:id="4"/>
+    <w:bookmarkEnd w:id="6"/>
     <w:p>
       <w:pPr>
         <w:spacing w:after="0" w:line="360" w:lineRule="auto"/>
@@ -1380,7 +1539,7 @@
         <w:spacing w:after="0" w:line="240" w:lineRule="auto"/>
         <w:ind w:left="288"/>
       </w:pPr>
-      <w:bookmarkStart w:id="7" w:name="OLE_LINK3"/>
+      <w:bookmarkStart w:id="8" w:name="OLE_LINK3"/>
       <w:r>
         <w:rPr>
           <w:b/>
@@ -1430,7 +1589,7 @@
           <w:i/>
           <w:iCs/>
         </w:rPr>
-        <w:t xml:space="preserve">Langchain.js, </w:t>
+        <w:t xml:space="preserve">Langchain, </w:t>
       </w:r>
       <w:r>
         <w:rPr>
@@ -1463,17 +1622,10 @@
         </w:r>
       </w:hyperlink>
       <w:r>
-        <w:t xml:space="preserve"> | </w:t>
-      </w:r>
-      <w:hyperlink r:id="rId11" w:history="1">
-        <w:r>
-          <w:rPr>
-            <w:rStyle w:val="Hyperlink"/>
-          </w:rPr>
-          <w:t>PPT</w:t>
-        </w:r>
-      </w:hyperlink>
+        <w:t xml:space="preserve"> </w:t>
+      </w:r>
     </w:p>
+    <w:bookmarkEnd w:id="8"/>
     <w:p>
       <w:pPr>
         <w:pStyle w:val="ListParagraph"/>
@@ -1504,35 +1656,7 @@
         <w:rPr>
           <w:szCs w:val="22"/>
         </w:rPr>
-        <w:t xml:space="preserve"> system enabling legal professionals to query large document sets in natural language, using Weaviate </w:t>
-      </w:r>
-      <w:r>
-        <w:rPr>
-          <w:b/>
-          <w:bCs/>
-          <w:szCs w:val="22"/>
-        </w:rPr>
-        <w:t>vector search</w:t>
-      </w:r>
-      <w:r>
-        <w:rPr>
-          <w:szCs w:val="22"/>
-        </w:rPr>
-        <w:t xml:space="preserve"> and OpenAI models for </w:t>
-      </w:r>
-      <w:r>
-        <w:rPr>
-          <w:b/>
-          <w:bCs/>
-          <w:szCs w:val="22"/>
-        </w:rPr>
-        <w:t>context-aware document Q&amp;A</w:t>
-      </w:r>
-      <w:r>
-        <w:rPr>
-          <w:szCs w:val="22"/>
-        </w:rPr>
-        <w:t>.</w:t>
+        <w:t xml:space="preserve"> system enabling legal professionals to query large document sets in natural language, with automated document ingestion, chunking, and vector embedding at scale.</w:t>
       </w:r>
     </w:p>
     <w:p>
@@ -1544,57 +1668,28 @@
         </w:numPr>
         <w:spacing w:after="0" w:line="240" w:lineRule="auto"/>
         <w:rPr>
-          <w:rFonts w:cstheme="minorHAnsi"/>
-          <w:szCs w:val="22"/>
-        </w:rPr>
-      </w:pPr>
-      <w:r>
-        <w:rPr>
-          <w:szCs w:val="22"/>
-        </w:rPr>
-        <w:t xml:space="preserve">Designed a serverless ingestion pipeline where PDF uploads via pre-signed </w:t>
-      </w:r>
-      <w:r>
-        <w:rPr>
-          <w:b/>
-          <w:bCs/>
-          <w:szCs w:val="22"/>
-        </w:rPr>
-        <w:t>S3</w:t>
-      </w:r>
-      <w:r>
-        <w:rPr>
-          <w:szCs w:val="22"/>
-        </w:rPr>
-        <w:t xml:space="preserve"> URLs trigger </w:t>
-      </w:r>
-      <w:r>
-        <w:rPr>
-          <w:b/>
-          <w:bCs/>
-          <w:szCs w:val="22"/>
-        </w:rPr>
-        <w:t>Lambda</w:t>
-      </w:r>
-      <w:r>
-        <w:rPr>
-          <w:szCs w:val="22"/>
-        </w:rPr>
-        <w:t xml:space="preserve"> via </w:t>
-      </w:r>
-      <w:r>
-        <w:rPr>
-          <w:b/>
-          <w:bCs/>
-          <w:szCs w:val="22"/>
-        </w:rPr>
-        <w:t>SQS</w:t>
-      </w:r>
-      <w:r>
-        <w:rPr>
-          <w:szCs w:val="22"/>
-        </w:rPr>
-        <w:t>, automating document parsing, chunking, and vector embedding at scale.</w:t>
+          <w:szCs w:val="22"/>
+        </w:rPr>
+      </w:pPr>
+      <w:r>
+        <w:rPr>
+          <w:szCs w:val="22"/>
+        </w:rPr>
+        <w:t xml:space="preserve">Integrated a </w:t>
+      </w:r>
+      <w:r>
+        <w:rPr>
+          <w:b/>
+          <w:bCs/>
+          <w:szCs w:val="22"/>
+        </w:rPr>
+        <w:t>self-healing feedback pipeline</w:t>
+      </w:r>
+      <w:r>
+        <w:rPr>
+          <w:szCs w:val="22"/>
+        </w:rPr>
+        <w:t xml:space="preserve"> that monitors chunk quality across 10 categories, automatically routing degraded chunks to LLM correction, regeneration, or human review based on penalty thresholds.</w:t>
       </w:r>
     </w:p>
     <w:p>
@@ -1606,94 +1701,14 @@
         </w:numPr>
         <w:spacing w:after="0" w:line="240" w:lineRule="auto"/>
         <w:rPr>
-          <w:rFonts w:ascii="Constantia" w:hAnsi="Constantia" w:cstheme="majorHAnsi"/>
-          <w:szCs w:val="22"/>
-        </w:rPr>
-      </w:pPr>
-      <w:r>
-        <w:rPr>
-          <w:rFonts w:cstheme="minorHAnsi"/>
-          <w:szCs w:val="22"/>
-        </w:rPr>
-        <w:t xml:space="preserve">Built a </w:t>
-      </w:r>
-      <w:r>
-        <w:rPr>
-          <w:rFonts w:cstheme="minorHAnsi"/>
-          <w:b/>
-          <w:bCs/>
-          <w:szCs w:val="22"/>
-        </w:rPr>
-        <w:t>self-healing feedback pipeline</w:t>
-      </w:r>
-      <w:r>
-        <w:rPr>
-          <w:rFonts w:cstheme="minorHAnsi"/>
-          <w:szCs w:val="22"/>
-        </w:rPr>
-        <w:t xml:space="preserve"> with a chunk-level scoring engine that monitors usage and complaint rates across 10 categories, automatically routing degraded chunks to LLM correction, regeneration, or human review based on penalty thresholds.</w:t>
-      </w:r>
-    </w:p>
-    <w:bookmarkEnd w:id="7"/>
-    <w:p>
-      <w:pPr>
-        <w:pStyle w:val="ListParagraph"/>
-        <w:numPr>
-          <w:ilvl w:val="0"/>
-          <w:numId w:val="4"/>
-        </w:numPr>
-        <w:spacing w:after="0" w:line="240" w:lineRule="auto"/>
-        <w:rPr>
-          <w:szCs w:val="22"/>
-        </w:rPr>
-      </w:pPr>
-      <w:r>
-        <w:rPr>
-          <w:szCs w:val="22"/>
-        </w:rPr>
-        <w:t xml:space="preserve">Achieved environment parity across </w:t>
-      </w:r>
-      <w:r>
-        <w:rPr>
-          <w:b/>
-          <w:bCs/>
-          <w:szCs w:val="22"/>
-        </w:rPr>
-        <w:t>AWS</w:t>
-      </w:r>
-      <w:r>
-        <w:rPr>
-          <w:szCs w:val="22"/>
-        </w:rPr>
-        <w:t xml:space="preserve"> and local development using </w:t>
-      </w:r>
-      <w:r>
-        <w:rPr>
-          <w:b/>
-          <w:bCs/>
-          <w:szCs w:val="22"/>
-        </w:rPr>
-        <w:t>Terraform</w:t>
-      </w:r>
-      <w:r>
-        <w:rPr>
-          <w:szCs w:val="22"/>
-        </w:rPr>
-        <w:t xml:space="preserve"> and </w:t>
-      </w:r>
-      <w:r>
-        <w:rPr>
-          <w:b/>
-          <w:bCs/>
-          <w:szCs w:val="22"/>
-        </w:rPr>
-        <w:t>Localstack</w:t>
-      </w:r>
-      <w:r>
-        <w:rPr>
-          <w:szCs w:val="22"/>
-        </w:rPr>
-        <w:t>, enabling reproducible deployments at every stage.</w:t>
+          <w:szCs w:val="22"/>
+        </w:rPr>
+      </w:pPr>
+      <w:r>
+        <w:rPr>
+          <w:szCs w:val="22"/>
+        </w:rPr>
+        <w:t>Achieved full environment parity across AWS and local development using Terraform and Localstack, enabling reproducible deployments at every stage.</w:t>
       </w:r>
     </w:p>
     <w:p>
@@ -1799,17 +1814,42 @@
       </w:r>
       <w:r>
         <w:rPr>
-          <w:szCs w:val="22"/>
-        </w:rPr>
-        <w:tab/>
-      </w:r>
-      <w:r>
-        <w:rPr>
-          <w:b/>
-          <w:bCs/>
-          <w:szCs w:val="22"/>
-        </w:rPr>
-        <w:t>B.Tech in Computer Science</w:t>
+          <w:rFonts w:ascii="Corbel Light" w:hAnsi="Corbel Light"/>
+          <w:szCs w:val="22"/>
+        </w:rPr>
+        <w:t xml:space="preserve"> </w:t>
+      </w:r>
+      <w:r>
+        <w:rPr>
+          <w:b/>
+          <w:bCs/>
+          <w:szCs w:val="22"/>
+        </w:rPr>
+        <w:t>(B</w:t>
+      </w:r>
+      <w:r>
+        <w:rPr>
+          <w:b/>
+          <w:bCs/>
+          <w:szCs w:val="22"/>
+        </w:rPr>
+        <w:t>. Tech</w:t>
+      </w:r>
+      <w:r>
+        <w:rPr>
+          <w:b/>
+          <w:bCs/>
+          <w:szCs w:val="22"/>
+        </w:rPr>
+        <w:t xml:space="preserve"> in Computer Science</w:t>
+      </w:r>
+      <w:r>
+        <w:rPr>
+          <w:b/>
+          <w:bCs/>
+          <w:szCs w:val="22"/>
+        </w:rPr>
+        <w:t>)</w:t>
       </w:r>
       <w:r>
         <w:rPr>
@@ -1827,14 +1867,21 @@
         <w:rPr>
           <w:szCs w:val="22"/>
         </w:rPr>
-        <w:t xml:space="preserve">         </w:t>
-      </w:r>
-      <w:r>
-        <w:rPr>
-          <w:rFonts w:ascii="Corbel Light" w:hAnsi="Corbel Light"/>
-          <w:szCs w:val="22"/>
-        </w:rPr>
-        <w:t xml:space="preserve">September 2020 – </w:t>
+        <w:t xml:space="preserve"> </w:t>
+      </w:r>
+      <w:r>
+        <w:rPr>
+          <w:rFonts w:ascii="Corbel Light" w:hAnsi="Corbel Light"/>
+          <w:szCs w:val="22"/>
+        </w:rPr>
+        <w:t>(S</w:t>
+      </w:r>
+      <w:r>
+        <w:rPr>
+          <w:rFonts w:ascii="Corbel Light" w:hAnsi="Corbel Light"/>
+          <w:szCs w:val="22"/>
+        </w:rPr>
+        <w:t xml:space="preserve">eptember 2020 – </w:t>
       </w:r>
       <w:r>
         <w:rPr>
@@ -1849,6 +1896,13 @@
           <w:szCs w:val="22"/>
         </w:rPr>
         <w:t xml:space="preserve"> 2024</w:t>
+      </w:r>
+      <w:r>
+        <w:rPr>
+          <w:rFonts w:ascii="Corbel Light" w:hAnsi="Corbel Light"/>
+          <w:szCs w:val="22"/>
+        </w:rPr>
+        <w:t>)</w:t>
       </w:r>
     </w:p>
     <w:p>
@@ -1942,7 +1996,7 @@
           <w:szCs w:val="20"/>
         </w:rPr>
       </w:pPr>
-      <w:hyperlink r:id="rId12" w:history="1">
+      <w:hyperlink r:id="rId11" w:history="1">
         <w:r>
           <w:rPr>
             <w:rStyle w:val="Hyperlink"/>
@@ -1996,7 +2050,7 @@
           <w:szCs w:val="20"/>
         </w:rPr>
       </w:pPr>
-      <w:hyperlink r:id="rId13" w:history="1">
+      <w:hyperlink r:id="rId12" w:history="1">
         <w:r>
           <w:rPr>
             <w:rStyle w:val="Hyperlink"/>
@@ -2060,29 +2114,7 @@
           <w:sz w:val="20"/>
           <w:szCs w:val="20"/>
         </w:rPr>
-        <w:t xml:space="preserve">Flipkart </w:t>
-      </w:r>
-      <w:proofErr w:type="spellStart"/>
-      <w:r>
-        <w:rPr>
-          <w:rFonts w:cstheme="minorHAnsi"/>
-          <w:b/>
-          <w:bCs/>
-          <w:sz w:val="20"/>
-          <w:szCs w:val="20"/>
-        </w:rPr>
-        <w:t>GRiD</w:t>
-      </w:r>
-      <w:proofErr w:type="spellEnd"/>
-      <w:r>
-        <w:rPr>
-          <w:rFonts w:cstheme="minorHAnsi"/>
-          <w:b/>
-          <w:bCs/>
-          <w:sz w:val="20"/>
-          <w:szCs w:val="20"/>
-        </w:rPr>
-        <w:t xml:space="preserve"> 5.0</w:t>
+        <w:t>Flipkart GRiD 5.0</w:t>
       </w:r>
       <w:r>
         <w:rPr>
@@ -2162,25 +2194,7 @@
           <w:sz w:val="20"/>
           <w:szCs w:val="20"/>
         </w:rPr>
-        <w:t xml:space="preserve">Hackathon Winner along with Sponsor Tracks of Google Cloud, </w:t>
-      </w:r>
-      <w:proofErr w:type="spellStart"/>
-      <w:r>
-        <w:rPr>
-          <w:rFonts w:ascii="Corbel Light" w:hAnsi="Corbel Light"/>
-          <w:sz w:val="20"/>
-          <w:szCs w:val="20"/>
-        </w:rPr>
-        <w:t>goDaddy</w:t>
-      </w:r>
-      <w:proofErr w:type="spellEnd"/>
-      <w:r>
-        <w:rPr>
-          <w:rFonts w:ascii="Corbel Light" w:hAnsi="Corbel Light"/>
-          <w:sz w:val="20"/>
-          <w:szCs w:val="20"/>
-        </w:rPr>
-        <w:t>, Twilio, Agora</w:t>
+        <w:t>Hackathon Winner along with Sponsor Tracks of Google Cloud, goDaddy, Twilio, Agora</w:t>
       </w:r>
       <w:bookmarkEnd w:id="0"/>
     </w:p>
@@ -3068,7 +3082,6 @@
   <w:style w:type="character" w:default="1" w:styleId="DefaultParagraphFont">
     <w:name w:val="Default Paragraph Font"/>
     <w:uiPriority w:val="1"/>
-    <w:semiHidden/>
     <w:unhideWhenUsed/>
   </w:style>
   <w:style w:type="table" w:default="1" w:styleId="TableNormal">

--- a/public/Vishesh_Resume.docx
+++ b/public/Vishesh_Resume.docx
@@ -1101,30 +1101,14 @@
           <w:rFonts w:cstheme="minorHAnsi"/>
           <w:szCs w:val="22"/>
         </w:rPr>
-        <w:t>,</w:t>
-      </w:r>
-      <w:r>
-        <w:rPr>
-          <w:rFonts w:cstheme="minorHAnsi"/>
-          <w:szCs w:val="22"/>
-        </w:rPr>
-        <w:t xml:space="preserve"> absorbing </w:t>
-      </w:r>
-      <w:r>
-        <w:rPr>
-          <w:rFonts w:cstheme="minorHAnsi"/>
-          <w:b/>
-          <w:bCs/>
-          <w:szCs w:val="22"/>
-        </w:rPr>
-        <w:t>traffic spikes of 10x baseline (1-2K requests)</w:t>
-      </w:r>
-      <w:r>
-        <w:rPr>
-          <w:rFonts w:cstheme="minorHAnsi"/>
-          <w:szCs w:val="22"/>
-        </w:rPr>
-        <w:t xml:space="preserve"> during customer onboarding.</w:t>
+        <w:t>.</w:t>
+      </w:r>
+      <w:r>
+        <w:rPr>
+          <w:rFonts w:cstheme="minorHAnsi"/>
+          <w:szCs w:val="22"/>
+        </w:rPr>
+        <w:t xml:space="preserve"> </w:t>
       </w:r>
     </w:p>
     <w:bookmarkEnd w:id="3"/>
@@ -1573,7 +1557,23 @@
           <w:i/>
           <w:iCs/>
         </w:rPr>
-        <w:t xml:space="preserve">.js, AWS, Localstack, </w:t>
+        <w:t>.js,</w:t>
+      </w:r>
+      <w:r>
+        <w:rPr>
+          <w:rFonts w:ascii="Corbel Light" w:hAnsi="Corbel Light"/>
+          <w:i/>
+          <w:iCs/>
+        </w:rPr>
+        <w:t xml:space="preserve"> React,</w:t>
+      </w:r>
+      <w:r>
+        <w:rPr>
+          <w:rFonts w:ascii="Corbel Light" w:hAnsi="Corbel Light"/>
+          <w:i/>
+          <w:iCs/>
+        </w:rPr>
+        <w:t xml:space="preserve"> AWS, Localstack, </w:t>
       </w:r>
       <w:r>
         <w:rPr>
@@ -1622,8 +1622,19 @@
         </w:r>
       </w:hyperlink>
       <w:r>
+        <w:t xml:space="preserve"> |</w:t>
+      </w:r>
+      <w:r>
         <w:t xml:space="preserve"> </w:t>
       </w:r>
+      <w:hyperlink r:id="rId11" w:history="1">
+        <w:r>
+          <w:rPr>
+            <w:rStyle w:val="Hyperlink"/>
+          </w:rPr>
+          <w:t>Demo</w:t>
+        </w:r>
+      </w:hyperlink>
     </w:p>
     <w:bookmarkEnd w:id="8"/>
     <w:p>
@@ -1656,7 +1667,7 @@
         <w:rPr>
           <w:szCs w:val="22"/>
         </w:rPr>
-        <w:t xml:space="preserve"> system enabling legal professionals to query large document sets in natural language, with automated document ingestion, chunking, and vector embedding at scale.</w:t>
+        <w:t xml:space="preserve"> system enabling legal professionals to query large document sets in natural language, with automated ingestion, chunking, and vector embedding at scale.</w:t>
       </w:r>
     </w:p>
     <w:p>
@@ -1675,21 +1686,21 @@
         <w:rPr>
           <w:szCs w:val="22"/>
         </w:rPr>
-        <w:t xml:space="preserve">Integrated a </w:t>
-      </w:r>
-      <w:r>
-        <w:rPr>
-          <w:b/>
-          <w:bCs/>
-          <w:szCs w:val="22"/>
-        </w:rPr>
-        <w:t>self-healing feedback pipeline</w:t>
-      </w:r>
-      <w:r>
-        <w:rPr>
-          <w:szCs w:val="22"/>
-        </w:rPr>
-        <w:t xml:space="preserve"> that monitors chunk quality across 10 categories, automatically routing degraded chunks to LLM correction, regeneration, or human review based on penalty thresholds.</w:t>
+        <w:t xml:space="preserve">Integrated </w:t>
+      </w:r>
+      <w:r>
+        <w:rPr>
+          <w:b/>
+          <w:bCs/>
+          <w:szCs w:val="22"/>
+        </w:rPr>
+        <w:t>a self-healing feedback pipeline</w:t>
+      </w:r>
+      <w:r>
+        <w:rPr>
+          <w:szCs w:val="22"/>
+        </w:rPr>
+        <w:t xml:space="preserve"> monitoring chunk quality across 10 categories, auto-routing degraded chunks to LLM correction, regeneration, or human review based on penalty thresholds.</w:t>
       </w:r>
     </w:p>
     <w:p>
@@ -1708,7 +1719,82 @@
         <w:rPr>
           <w:szCs w:val="22"/>
         </w:rPr>
-        <w:t>Achieved full environment parity across AWS and local development using Terraform and Localstack, enabling reproducible deployments at every stage.</w:t>
+        <w:t>Deployed on Spot EC2 with interruption handling, EBS persistence, and restart</w:t>
+      </w:r>
+      <w:r>
+        <w:rPr>
+          <w:szCs w:val="22"/>
+        </w:rPr>
+        <w:t xml:space="preserve"> Docker </w:t>
+      </w:r>
+      <w:r>
+        <w:rPr>
+          <w:szCs w:val="22"/>
+        </w:rPr>
+        <w:t xml:space="preserve">policies ensuring the </w:t>
+      </w:r>
+      <w:r>
+        <w:rPr>
+          <w:szCs w:val="22"/>
+        </w:rPr>
+        <w:t>app’s stack</w:t>
+      </w:r>
+      <w:r>
+        <w:rPr>
+          <w:szCs w:val="22"/>
+        </w:rPr>
+        <w:t xml:space="preserve"> recovers automatically after interruptions.</w:t>
+      </w:r>
+    </w:p>
+    <w:p>
+      <w:pPr>
+        <w:pStyle w:val="ListParagraph"/>
+        <w:numPr>
+          <w:ilvl w:val="0"/>
+          <w:numId w:val="4"/>
+        </w:numPr>
+        <w:spacing w:line="240" w:lineRule="auto"/>
+        <w:rPr>
+          <w:szCs w:val="22"/>
+        </w:rPr>
+      </w:pPr>
+      <w:r>
+        <w:rPr>
+          <w:szCs w:val="22"/>
+        </w:rPr>
+        <w:t>Split infrastructure into two Terraform layers — real AWS (EC2, EIP, state bucket) and application-layer (Lambda, SQS, DynamoDB, EventBridge</w:t>
+      </w:r>
+      <w:r>
+        <w:rPr>
+          <w:szCs w:val="22"/>
+        </w:rPr>
+        <w:t>, etc</w:t>
+      </w:r>
+      <w:r>
+        <w:rPr>
+          <w:szCs w:val="22"/>
+        </w:rPr>
+        <w:t>) inside Localstack</w:t>
+      </w:r>
+      <w:r>
+        <w:rPr>
+          <w:szCs w:val="22"/>
+        </w:rPr>
+        <w:t xml:space="preserve"> </w:t>
+      </w:r>
+      <w:r>
+        <w:rPr>
+          <w:szCs w:val="22"/>
+        </w:rPr>
+        <w:t xml:space="preserve">with Caddy SSL, </w:t>
+      </w:r>
+      <w:r>
+        <w:rPr>
+          <w:b/>
+          <w:bCs/>
+          <w:szCs w:val="22"/>
+        </w:rPr>
+        <w:t>cutting hosting costs 88% ($16 vs $140/mo).</w:t>
       </w:r>
     </w:p>
     <w:p>
@@ -1996,7 +2082,7 @@
           <w:szCs w:val="20"/>
         </w:rPr>
       </w:pPr>
-      <w:hyperlink r:id="rId11" w:history="1">
+      <w:hyperlink r:id="rId12" w:history="1">
         <w:r>
           <w:rPr>
             <w:rStyle w:val="Hyperlink"/>
@@ -2050,7 +2136,7 @@
           <w:szCs w:val="20"/>
         </w:rPr>
       </w:pPr>
-      <w:hyperlink r:id="rId12" w:history="1">
+      <w:hyperlink r:id="rId13" w:history="1">
         <w:r>
           <w:rPr>
             <w:rStyle w:val="Hyperlink"/>

--- a/public/Vishesh_Resume.docx
+++ b/public/Vishesh_Resume.docx
@@ -519,7 +519,35 @@
         <w:rPr>
           <w:szCs w:val="22"/>
         </w:rPr>
-        <w:t xml:space="preserve">hain, LangGraph, FastMCP </w:t>
+        <w:t xml:space="preserve">hain, </w:t>
+      </w:r>
+      <w:proofErr w:type="spellStart"/>
+      <w:r>
+        <w:rPr>
+          <w:szCs w:val="22"/>
+        </w:rPr>
+        <w:t>LangGraph</w:t>
+      </w:r>
+      <w:proofErr w:type="spellEnd"/>
+      <w:r>
+        <w:rPr>
+          <w:szCs w:val="22"/>
+        </w:rPr>
+        <w:t xml:space="preserve">, </w:t>
+      </w:r>
+      <w:proofErr w:type="spellStart"/>
+      <w:r>
+        <w:rPr>
+          <w:szCs w:val="22"/>
+        </w:rPr>
+        <w:t>FastMCP</w:t>
+      </w:r>
+      <w:proofErr w:type="spellEnd"/>
+      <w:r>
+        <w:rPr>
+          <w:szCs w:val="22"/>
+        </w:rPr>
+        <w:t xml:space="preserve"> </w:t>
       </w:r>
     </w:p>
     <w:p>
@@ -548,7 +576,25 @@
         <w:rPr>
           <w:szCs w:val="22"/>
         </w:rPr>
-        <w:t>Weaviate, PostgreSQL, Redis, DynamoDB, Aurora, MongoDB</w:t>
+        <w:t xml:space="preserve">Weaviate, PostgreSQL, Redis, </w:t>
+      </w:r>
+      <w:r>
+        <w:rPr>
+          <w:szCs w:val="22"/>
+        </w:rPr>
+        <w:t xml:space="preserve">Elasticsearch, </w:t>
+      </w:r>
+      <w:r>
+        <w:rPr>
+          <w:szCs w:val="22"/>
+        </w:rPr>
+        <w:t xml:space="preserve">Aurora, </w:t>
+      </w:r>
+      <w:r>
+        <w:rPr>
+          <w:szCs w:val="22"/>
+        </w:rPr>
+        <w:t>NoSQL (DynamoDB, MongoDB)</w:t>
       </w:r>
     </w:p>
     <w:p>
@@ -642,7 +688,21 @@
         <w:rPr>
           <w:szCs w:val="22"/>
         </w:rPr>
-        <w:t>, AgentCore Bedrock</w:t>
+        <w:t xml:space="preserve">, </w:t>
+      </w:r>
+      <w:proofErr w:type="spellStart"/>
+      <w:r>
+        <w:rPr>
+          <w:szCs w:val="22"/>
+        </w:rPr>
+        <w:t>AgentCore</w:t>
+      </w:r>
+      <w:proofErr w:type="spellEnd"/>
+      <w:r>
+        <w:rPr>
+          <w:szCs w:val="22"/>
+        </w:rPr>
+        <w:t xml:space="preserve"> Bedrock</w:t>
       </w:r>
       <w:r>
         <w:rPr>
@@ -940,7 +1000,23 @@
           <w:rFonts w:cstheme="minorHAnsi"/>
           <w:szCs w:val="22"/>
         </w:rPr>
-        <w:t xml:space="preserve">Scaled Elasticache Redis </w:t>
+        <w:t xml:space="preserve">Scaled </w:t>
+      </w:r>
+      <w:proofErr w:type="spellStart"/>
+      <w:r>
+        <w:rPr>
+          <w:rFonts w:cstheme="minorHAnsi"/>
+          <w:szCs w:val="22"/>
+        </w:rPr>
+        <w:t>Elasticache</w:t>
+      </w:r>
+      <w:proofErr w:type="spellEnd"/>
+      <w:r>
+        <w:rPr>
+          <w:rFonts w:cstheme="minorHAnsi"/>
+          <w:szCs w:val="22"/>
+        </w:rPr>
+        <w:t xml:space="preserve"> Redis </w:t>
       </w:r>
       <w:r>
         <w:rPr>
@@ -1269,6 +1345,7 @@
         </w:rPr>
         <w:t xml:space="preserve">on </w:t>
       </w:r>
+      <w:proofErr w:type="spellStart"/>
       <w:r>
         <w:rPr>
           <w:rFonts w:cstheme="minorHAnsi"/>
@@ -1276,6 +1353,7 @@
         </w:rPr>
         <w:t>AgentCore</w:t>
       </w:r>
+      <w:proofErr w:type="spellEnd"/>
       <w:r>
         <w:rPr>
           <w:rFonts w:cstheme="minorHAnsi"/>
@@ -1762,39 +1840,73 @@
         <w:rPr>
           <w:szCs w:val="22"/>
         </w:rPr>
-        <w:t>Split infrastructure into two Terraform layers — real AWS (EC2, EIP, state bucket) and application-layer (Lambda, SQS, DynamoDB, EventBridge</w:t>
-      </w:r>
-      <w:r>
-        <w:rPr>
-          <w:szCs w:val="22"/>
-        </w:rPr>
-        <w:t>, etc</w:t>
-      </w:r>
-      <w:r>
-        <w:rPr>
-          <w:szCs w:val="22"/>
-        </w:rPr>
-        <w:t>) inside Localstack</w:t>
-      </w:r>
-      <w:r>
-        <w:rPr>
-          <w:szCs w:val="22"/>
-        </w:rPr>
-        <w:t xml:space="preserve"> </w:t>
-      </w:r>
-      <w:r>
-        <w:rPr>
-          <w:szCs w:val="22"/>
-        </w:rPr>
-        <w:t xml:space="preserve">with Caddy SSL, </w:t>
-      </w:r>
-      <w:r>
-        <w:rPr>
-          <w:b/>
-          <w:bCs/>
-          <w:szCs w:val="22"/>
-        </w:rPr>
-        <w:t>cutting hosting costs 88% ($16 vs $140/mo).</w:t>
+        <w:t>Split infrastructure into two Terraform layers — real AWS (EC2, EIP, state bucket) and</w:t>
+      </w:r>
+      <w:r>
+        <w:rPr>
+          <w:szCs w:val="22"/>
+        </w:rPr>
+        <w:t xml:space="preserve"> Localstack</w:t>
+      </w:r>
+      <w:r>
+        <w:rPr>
+          <w:szCs w:val="22"/>
+        </w:rPr>
+        <w:t xml:space="preserve"> (Lambda, SQS, DynamoDB, </w:t>
+      </w:r>
+      <w:proofErr w:type="spellStart"/>
+      <w:r>
+        <w:rPr>
+          <w:szCs w:val="22"/>
+        </w:rPr>
+        <w:t>EventBridge</w:t>
+      </w:r>
+      <w:proofErr w:type="spellEnd"/>
+      <w:r>
+        <w:rPr>
+          <w:szCs w:val="22"/>
+        </w:rPr>
+        <w:t xml:space="preserve">, </w:t>
+      </w:r>
+      <w:proofErr w:type="spellStart"/>
+      <w:r>
+        <w:rPr>
+          <w:szCs w:val="22"/>
+        </w:rPr>
+        <w:t>etc</w:t>
+      </w:r>
+      <w:proofErr w:type="spellEnd"/>
+      <w:r>
+        <w:rPr>
+          <w:szCs w:val="22"/>
+        </w:rPr>
+        <w:t xml:space="preserve">) with Caddy SSL, </w:t>
+      </w:r>
+      <w:r>
+        <w:rPr>
+          <w:b/>
+          <w:bCs/>
+          <w:szCs w:val="22"/>
+        </w:rPr>
+        <w:t>cutting hosting costs 88% ($16 vs $140/</w:t>
+      </w:r>
+      <w:proofErr w:type="spellStart"/>
+      <w:r>
+        <w:rPr>
+          <w:b/>
+          <w:bCs/>
+          <w:szCs w:val="22"/>
+        </w:rPr>
+        <w:t>mo</w:t>
+      </w:r>
+      <w:proofErr w:type="spellEnd"/>
+      <w:r>
+        <w:rPr>
+          <w:b/>
+          <w:bCs/>
+          <w:szCs w:val="22"/>
+        </w:rPr>
+        <w:t>).</w:t>
       </w:r>
     </w:p>
     <w:p>
@@ -2200,7 +2312,29 @@
           <w:sz w:val="20"/>
           <w:szCs w:val="20"/>
         </w:rPr>
-        <w:t>Flipkart GRiD 5.0</w:t>
+        <w:t xml:space="preserve">Flipkart </w:t>
+      </w:r>
+      <w:proofErr w:type="spellStart"/>
+      <w:r>
+        <w:rPr>
+          <w:rFonts w:cstheme="minorHAnsi"/>
+          <w:b/>
+          <w:bCs/>
+          <w:sz w:val="20"/>
+          <w:szCs w:val="20"/>
+        </w:rPr>
+        <w:t>GRiD</w:t>
+      </w:r>
+      <w:proofErr w:type="spellEnd"/>
+      <w:r>
+        <w:rPr>
+          <w:rFonts w:cstheme="minorHAnsi"/>
+          <w:b/>
+          <w:bCs/>
+          <w:sz w:val="20"/>
+          <w:szCs w:val="20"/>
+        </w:rPr>
+        <w:t xml:space="preserve"> 5.0</w:t>
       </w:r>
       <w:r>
         <w:rPr>
@@ -2280,7 +2414,25 @@
           <w:sz w:val="20"/>
           <w:szCs w:val="20"/>
         </w:rPr>
-        <w:t>Hackathon Winner along with Sponsor Tracks of Google Cloud, goDaddy, Twilio, Agora</w:t>
+        <w:t xml:space="preserve">Hackathon Winner along with Sponsor Tracks of Google Cloud, </w:t>
+      </w:r>
+      <w:proofErr w:type="spellStart"/>
+      <w:r>
+        <w:rPr>
+          <w:rFonts w:ascii="Corbel Light" w:hAnsi="Corbel Light"/>
+          <w:sz w:val="20"/>
+          <w:szCs w:val="20"/>
+        </w:rPr>
+        <w:t>goDaddy</w:t>
+      </w:r>
+      <w:proofErr w:type="spellEnd"/>
+      <w:r>
+        <w:rPr>
+          <w:rFonts w:ascii="Corbel Light" w:hAnsi="Corbel Light"/>
+          <w:sz w:val="20"/>
+          <w:szCs w:val="20"/>
+        </w:rPr>
+        <w:t>, Twilio, Agora</w:t>
       </w:r>
       <w:bookmarkEnd w:id="0"/>
     </w:p>

--- a/public/Vishesh_Resume.docx
+++ b/public/Vishesh_Resume.docx
@@ -1,6 +1,6 @@
 
 <file path=word/document.xml><?xml version="1.0" encoding="utf-8"?>
-<w:document xmlns:wpc="http://schemas.microsoft.com/office/word/2010/wordprocessingCanvas" xmlns:cx="http://schemas.microsoft.com/office/drawing/2014/chartex" xmlns:cx1="http://schemas.microsoft.com/office/drawing/2015/9/8/chartex" xmlns:cx2="http://schemas.microsoft.com/office/drawing/2015/10/21/chartex" xmlns:cx3="http://schemas.microsoft.com/office/drawing/2016/5/9/chartex" xmlns:cx4="http://schemas.microsoft.com/office/drawing/2016/5/10/chartex" xmlns:cx5="http://schemas.microsoft.com/office/drawing/2016/5/11/chartex" xmlns:cx6="http://schemas.microsoft.com/office/drawing/2016/5/12/chartex" xmlns:cx7="http://schemas.microsoft.com/office/drawing/2016/5/13/chartex" xmlns:cx8="http://schemas.microsoft.com/office/drawing/2016/5/14/chartex" xmlns:mc="http://schemas.openxmlformats.org/markup-compatibility/2006" xmlns:aink="http://schemas.microsoft.com/office/drawing/2016/ink" xmlns:am3d="http://schemas.microsoft.com/office/drawing/2017/model3d" xmlns:o="urn:schemas-microsoft-com:office:office" xmlns:oel="http://schemas.microsoft.com/office/2019/extlst" xmlns:r="http://schemas.openxmlformats.org/officeDocument/2006/relationships" xmlns:m="http://schemas.openxmlformats.org/officeDocument/2006/math" xmlns:v="urn:schemas-microsoft-com:vml" xmlns:wp14="http://schemas.microsoft.com/office/word/2010/wordprocessingDrawing" xmlns:wp="http://schemas.openxmlformats.org/drawingml/2006/wordprocessingDrawing" xmlns:w10="urn:schemas-microsoft-com:office:word" xmlns:w="http://schemas.openxmlformats.org/wordprocessingml/2006/main" xmlns:w14="http://schemas.microsoft.com/office/word/2010/wordml" xmlns:w15="http://schemas.microsoft.com/office/word/2012/wordml" xmlns:w16cei="http://schemas.microsoft.com/office/word/2026/wordml/cei" xmlns:w16cex="http://schemas.microsoft.com/office/word/2018/wordml/cex" xmlns:w16cid="http://schemas.microsoft.com/office/word/2016/wordml/cid" xmlns:w16="http://schemas.microsoft.com/office/word/2018/wordml" xmlns:w16du="http://schemas.microsoft.com/office/word/2023/wordml/word16du" xmlns:w16sdtdh="http://schemas.microsoft.com/office/word/2020/wordml/sdtdatahash" xmlns:w16sdtfl="http://schemas.microsoft.com/office/word/2024/wordml/sdtformatlock" xmlns:w16se="http://schemas.microsoft.com/office/word/2015/wordml/symex" xmlns:wpg="http://schemas.microsoft.com/office/word/2010/wordprocessingGroup" xmlns:wpi="http://schemas.microsoft.com/office/word/2010/wordprocessingInk" xmlns:wne="http://schemas.microsoft.com/office/word/2006/wordml" xmlns:wps="http://schemas.microsoft.com/office/word/2010/wordprocessingShape" mc:Ignorable="w14 w15 w16se w16cid w16 w16cex w16sdtdh w16sdtfl w16du wp14">
+<w:document xmlns:wpc="http://schemas.microsoft.com/office/word/2010/wordprocessingCanvas" xmlns:cx="http://schemas.microsoft.com/office/drawing/2014/chartex" xmlns:cx1="http://schemas.microsoft.com/office/drawing/2015/9/8/chartex" xmlns:cx2="http://schemas.microsoft.com/office/drawing/2015/10/21/chartex" xmlns:cx3="http://schemas.microsoft.com/office/drawing/2016/5/9/chartex" xmlns:cx4="http://schemas.microsoft.com/office/drawing/2016/5/10/chartex" xmlns:cx5="http://schemas.microsoft.com/office/drawing/2016/5/11/chartex" xmlns:cx6="http://schemas.microsoft.com/office/drawing/2016/5/12/chartex" xmlns:cx7="http://schemas.microsoft.com/office/drawing/2016/5/13/chartex" xmlns:cx8="http://schemas.microsoft.com/office/drawing/2016/5/14/chartex" xmlns:mc="http://schemas.openxmlformats.org/markup-compatibility/2006" xmlns:aink="http://schemas.microsoft.com/office/drawing/2016/ink" xmlns:am3d="http://schemas.microsoft.com/office/drawing/2017/model3d" xmlns:o="urn:schemas-microsoft-com:office:office" xmlns:oel="http://schemas.microsoft.com/office/2019/extlst" xmlns:r="http://schemas.openxmlformats.org/officeDocument/2006/relationships" xmlns:m="http://schemas.openxmlformats.org/officeDocument/2006/math" xmlns:v="urn:schemas-microsoft-com:vml" xmlns:wp14="http://schemas.microsoft.com/office/word/2010/wordprocessingDrawing" xmlns:wp="http://schemas.openxmlformats.org/drawingml/2006/wordprocessingDrawing" xmlns:w10="urn:schemas-microsoft-com:office:word" xmlns:w="http://schemas.openxmlformats.org/wordprocessingml/2006/main" xmlns:w14="http://schemas.microsoft.com/office/word/2010/wordml" xmlns:w15="http://schemas.microsoft.com/office/word/2012/wordml" xmlns:w16cex="http://schemas.microsoft.com/office/word/2018/wordml/cex" xmlns:w16cid="http://schemas.microsoft.com/office/word/2016/wordml/cid" xmlns:w16="http://schemas.microsoft.com/office/word/2018/wordml" xmlns:w16du="http://schemas.microsoft.com/office/word/2023/wordml/word16du" xmlns:w16sdtdh="http://schemas.microsoft.com/office/word/2020/wordml/sdtdatahash" xmlns:w16sdtfl="http://schemas.microsoft.com/office/word/2024/wordml/sdtformatlock" xmlns:w16se="http://schemas.microsoft.com/office/word/2015/wordml/symex" xmlns:wpg="http://schemas.microsoft.com/office/word/2010/wordprocessingGroup" xmlns:wpi="http://schemas.microsoft.com/office/word/2010/wordprocessingInk" xmlns:wne="http://schemas.microsoft.com/office/word/2006/wordml" xmlns:wps="http://schemas.microsoft.com/office/word/2010/wordprocessingShape" mc:Ignorable="w14 w15 w16se w16cid w16 w16cex w16sdtdh w16sdtfl w16du wp14">
   <w:body>
     <w:p>
       <w:pPr>
@@ -274,7 +274,7 @@
               </wp:anchor>
             </w:drawing>
           </mc:Choice>
-          <mc:Fallback>
+          <mc:Fallback xmlns:w16cei="http://schemas.microsoft.com/office/word/2026/wordml/cei">
             <w:pict>
               <v:line w14:anchorId="3171ECEC" id="Straight Connector 2" o:spid="_x0000_s1026" style="position:absolute;z-index:251683840;visibility:visible;mso-wrap-style:square;mso-wrap-distance-left:9pt;mso-wrap-distance-top:0;mso-wrap-distance-right:9pt;mso-wrap-distance-bottom:0;mso-position-horizontal:absolute;mso-position-horizontal-relative:text;mso-position-vertical:absolute;mso-position-vertical-relative:text" from=".65pt,13.85pt" to="536.65pt,13.85pt" o:gfxdata="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" strokecolor="black [3200]" strokeweight="1pt">
                 <v:stroke joinstyle="miter"/>
@@ -392,7 +392,7 @@
               </wp:anchor>
             </w:drawing>
           </mc:Choice>
-          <mc:Fallback>
+          <mc:Fallback xmlns:w16cei="http://schemas.microsoft.com/office/word/2026/wordml/cei">
             <w:pict>
               <v:line w14:anchorId="6E49E648" id="Straight Connector 2" o:spid="_x0000_s1026" style="position:absolute;z-index:251663360;visibility:visible;mso-wrap-style:square;mso-wrap-distance-left:9pt;mso-wrap-distance-top:0;mso-wrap-distance-right:9pt;mso-wrap-distance-bottom:0;mso-position-horizontal:absolute;mso-position-horizontal-relative:text;mso-position-vertical:absolute;mso-position-vertical-relative:text" from=".65pt,13.85pt" to="536.65pt,13.85pt" o:gfxdata="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" strokecolor="black [3200]" strokeweight="1pt">
                 <v:stroke joinstyle="miter"/>
@@ -708,7 +708,19 @@
         <w:rPr>
           <w:szCs w:val="22"/>
         </w:rPr>
-        <w:t>), Docker, Terraform, CI/CD</w:t>
+        <w:t>)</w:t>
+      </w:r>
+      <w:r>
+        <w:rPr>
+          <w:szCs w:val="22"/>
+        </w:rPr>
+        <w:t xml:space="preserve">, </w:t>
+      </w:r>
+      <w:r>
+        <w:rPr>
+          <w:szCs w:val="22"/>
+        </w:rPr>
+        <w:t>Docker, Terraform, CI/CD</w:t>
       </w:r>
     </w:p>
     <w:bookmarkEnd w:id="1"/>
@@ -776,7 +788,7 @@
               </wp:anchor>
             </w:drawing>
           </mc:Choice>
-          <mc:Fallback>
+          <mc:Fallback xmlns:w16cei="http://schemas.microsoft.com/office/word/2026/wordml/cei">
             <w:pict>
               <v:line w14:anchorId="435D13C8" id="Straight Connector 2" o:spid="_x0000_s1026" style="position:absolute;z-index:251665408;visibility:visible;mso-wrap-style:square;mso-wrap-distance-left:9pt;mso-wrap-distance-top:0;mso-wrap-distance-right:9pt;mso-wrap-distance-bottom:0;mso-position-horizontal:absolute;mso-position-horizontal-relative:text;mso-position-vertical:absolute;mso-position-vertical-relative:text" from=".65pt,13.85pt" to="536.65pt,13.85pt" o:gfxdata="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" strokecolor="black [3200]" strokeweight="1pt">
                 <v:stroke joinstyle="miter"/>
@@ -1558,7 +1570,7 @@
               </wp:anchor>
             </w:drawing>
           </mc:Choice>
-          <mc:Fallback>
+          <mc:Fallback xmlns:w16cei="http://schemas.microsoft.com/office/word/2026/wordml/cei">
             <w:pict>
               <v:line w14:anchorId="049C0978" id="Straight Connector 2" o:spid="_x0000_s1026" style="position:absolute;z-index:251675648;visibility:visible;mso-wrap-style:square;mso-wrap-distance-left:9pt;mso-wrap-distance-top:0;mso-wrap-distance-right:9pt;mso-wrap-distance-bottom:0;mso-position-horizontal:absolute;mso-position-horizontal-relative:text;mso-position-vertical:absolute;mso-position-vertical-relative:text" from=".65pt,13.85pt" to="536.65pt,13.85pt" o:gfxdata="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" strokecolor="black [3200]" strokeweight="1pt">
                 <v:stroke joinstyle="miter"/>
@@ -1971,7 +1983,7 @@
               </wp:anchor>
             </w:drawing>
           </mc:Choice>
-          <mc:Fallback>
+          <mc:Fallback xmlns:w16cei="http://schemas.microsoft.com/office/word/2026/wordml/cei">
             <w:pict>
               <v:line w14:anchorId="6E181A86" id="Straight Connector 2" o:spid="_x0000_s1026" style="position:absolute;z-index:251681792;visibility:visible;mso-wrap-style:square;mso-wrap-distance-left:9pt;mso-wrap-distance-top:0;mso-wrap-distance-right:9pt;mso-wrap-distance-bottom:0;mso-position-horizontal:left;mso-position-horizontal-relative:margin;mso-position-vertical:absolute;mso-position-vertical-relative:text" from="0,15.3pt" to="536pt,15.3pt" o:gfxdata="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" strokecolor="black [3200]" strokeweight="1pt">
                 <v:stroke joinstyle="miter"/>
@@ -2167,7 +2179,7 @@
               </wp:anchor>
             </w:drawing>
           </mc:Choice>
-          <mc:Fallback>
+          <mc:Fallback xmlns:w16cei="http://schemas.microsoft.com/office/word/2026/wordml/cei">
             <w:pict>
               <v:line w14:anchorId="4876831D" id="Straight Connector 2" o:spid="_x0000_s1026" style="position:absolute;z-index:251671552;visibility:visible;mso-wrap-style:square;mso-wrap-distance-left:9pt;mso-wrap-distance-top:0;mso-wrap-distance-right:9pt;mso-wrap-distance-bottom:0;mso-position-horizontal:absolute;mso-position-horizontal-relative:text;mso-position-vertical:absolute;mso-position-vertical-relative:text" from=".65pt,13.85pt" to="536.65pt,13.85pt" o:gfxdata="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" strokecolor="black [3200]" strokeweight="1pt">
                 <v:stroke joinstyle="miter"/>
@@ -2447,7 +2459,7 @@
 </file>
 
 <file path=word/numbering.xml><?xml version="1.0" encoding="utf-8"?>
-<w:numbering xmlns:wpc="http://schemas.microsoft.com/office/word/2010/wordprocessingCanvas" xmlns:cx="http://schemas.microsoft.com/office/drawing/2014/chartex" xmlns:cx1="http://schemas.microsoft.com/office/drawing/2015/9/8/chartex" xmlns:cx2="http://schemas.microsoft.com/office/drawing/2015/10/21/chartex" xmlns:cx3="http://schemas.microsoft.com/office/drawing/2016/5/9/chartex" xmlns:cx4="http://schemas.microsoft.com/office/drawing/2016/5/10/chartex" xmlns:cx5="http://schemas.microsoft.com/office/drawing/2016/5/11/chartex" xmlns:cx6="http://schemas.microsoft.com/office/drawing/2016/5/12/chartex" xmlns:cx7="http://schemas.microsoft.com/office/drawing/2016/5/13/chartex" xmlns:cx8="http://schemas.microsoft.com/office/drawing/2016/5/14/chartex" xmlns:mc="http://schemas.openxmlformats.org/markup-compatibility/2006" xmlns:aink="http://schemas.microsoft.com/office/drawing/2016/ink" xmlns:am3d="http://schemas.microsoft.com/office/drawing/2017/model3d" xmlns:o="urn:schemas-microsoft-com:office:office" xmlns:oel="http://schemas.microsoft.com/office/2019/extlst" xmlns:r="http://schemas.openxmlformats.org/officeDocument/2006/relationships" xmlns:m="http://schemas.openxmlformats.org/officeDocument/2006/math" xmlns:v="urn:schemas-microsoft-com:vml" xmlns:wp14="http://schemas.microsoft.com/office/word/2010/wordprocessingDrawing" xmlns:wp="http://schemas.openxmlformats.org/drawingml/2006/wordprocessingDrawing" xmlns:w10="urn:schemas-microsoft-com:office:word" xmlns:w="http://schemas.openxmlformats.org/wordprocessingml/2006/main" xmlns:w14="http://schemas.microsoft.com/office/word/2010/wordml" xmlns:w15="http://schemas.microsoft.com/office/word/2012/wordml" xmlns:w16cei="http://schemas.microsoft.com/office/word/2026/wordml/cei" xmlns:w16cex="http://schemas.microsoft.com/office/word/2018/wordml/cex" xmlns:w16cid="http://schemas.microsoft.com/office/word/2016/wordml/cid" xmlns:w16="http://schemas.microsoft.com/office/word/2018/wordml" xmlns:w16du="http://schemas.microsoft.com/office/word/2023/wordml/word16du" xmlns:w16sdtdh="http://schemas.microsoft.com/office/word/2020/wordml/sdtdatahash" xmlns:w16sdtfl="http://schemas.microsoft.com/office/word/2024/wordml/sdtformatlock" xmlns:w16se="http://schemas.microsoft.com/office/word/2015/wordml/symex" xmlns:wpg="http://schemas.microsoft.com/office/word/2010/wordprocessingGroup" xmlns:wpi="http://schemas.microsoft.com/office/word/2010/wordprocessingInk" xmlns:wne="http://schemas.microsoft.com/office/word/2006/wordml" xmlns:wps="http://schemas.microsoft.com/office/word/2010/wordprocessingShape" mc:Ignorable="w14 w15 w16se w16cid w16 w16cex w16sdtdh w16sdtfl w16du wp14">
+<w:numbering xmlns:wpc="http://schemas.microsoft.com/office/word/2010/wordprocessingCanvas" xmlns:cx="http://schemas.microsoft.com/office/drawing/2014/chartex" xmlns:cx1="http://schemas.microsoft.com/office/drawing/2015/9/8/chartex" xmlns:cx2="http://schemas.microsoft.com/office/drawing/2015/10/21/chartex" xmlns:cx3="http://schemas.microsoft.com/office/drawing/2016/5/9/chartex" xmlns:cx4="http://schemas.microsoft.com/office/drawing/2016/5/10/chartex" xmlns:cx5="http://schemas.microsoft.com/office/drawing/2016/5/11/chartex" xmlns:cx6="http://schemas.microsoft.com/office/drawing/2016/5/12/chartex" xmlns:cx7="http://schemas.microsoft.com/office/drawing/2016/5/13/chartex" xmlns:cx8="http://schemas.microsoft.com/office/drawing/2016/5/14/chartex" xmlns:mc="http://schemas.openxmlformats.org/markup-compatibility/2006" xmlns:aink="http://schemas.microsoft.com/office/drawing/2016/ink" xmlns:am3d="http://schemas.microsoft.com/office/drawing/2017/model3d" xmlns:o="urn:schemas-microsoft-com:office:office" xmlns:oel="http://schemas.microsoft.com/office/2019/extlst" xmlns:r="http://schemas.openxmlformats.org/officeDocument/2006/relationships" xmlns:m="http://schemas.openxmlformats.org/officeDocument/2006/math" xmlns:v="urn:schemas-microsoft-com:vml" xmlns:wp14="http://schemas.microsoft.com/office/word/2010/wordprocessingDrawing" xmlns:wp="http://schemas.openxmlformats.org/drawingml/2006/wordprocessingDrawing" xmlns:w10="urn:schemas-microsoft-com:office:word" xmlns:w="http://schemas.openxmlformats.org/wordprocessingml/2006/main" xmlns:w14="http://schemas.microsoft.com/office/word/2010/wordml" xmlns:w15="http://schemas.microsoft.com/office/word/2012/wordml" xmlns:w16cex="http://schemas.microsoft.com/office/word/2018/wordml/cex" xmlns:w16cid="http://schemas.microsoft.com/office/word/2016/wordml/cid" xmlns:w16="http://schemas.microsoft.com/office/word/2018/wordml" xmlns:w16du="http://schemas.microsoft.com/office/word/2023/wordml/word16du" xmlns:w16sdtdh="http://schemas.microsoft.com/office/word/2020/wordml/sdtdatahash" xmlns:w16sdtfl="http://schemas.microsoft.com/office/word/2024/wordml/sdtformatlock" xmlns:w16se="http://schemas.microsoft.com/office/word/2015/wordml/symex" xmlns:wpg="http://schemas.microsoft.com/office/word/2010/wordprocessingGroup" xmlns:wpi="http://schemas.microsoft.com/office/word/2010/wordprocessingInk" xmlns:wne="http://schemas.microsoft.com/office/word/2006/wordml" xmlns:wps="http://schemas.microsoft.com/office/word/2010/wordprocessingShape" mc:Ignorable="w14 w15 w16se w16cid w16 w16cex w16sdtdh w16sdtfl w16du wp14">
   <w:abstractNum w:abstractNumId="0" w15:restartNumberingAfterBreak="0">
     <w:nsid w:val="0F5F5D0C"/>
     <w:multiLevelType w:val="hybridMultilevel"/>
@@ -3320,6 +3332,7 @@
   <w:style w:type="character" w:default="1" w:styleId="DefaultParagraphFont">
     <w:name w:val="Default Paragraph Font"/>
     <w:uiPriority w:val="1"/>
+    <w:semiHidden/>
     <w:unhideWhenUsed/>
   </w:style>
   <w:style w:type="table" w:default="1" w:styleId="TableNormal">

--- a/public/Vishesh_Resume.docx
+++ b/public/Vishesh_Resume.docx
@@ -305,13 +305,7 @@
         <w:rPr>
           <w:szCs w:val="22"/>
         </w:rPr>
-        <w:t xml:space="preserve">Full Stack </w:t>
-      </w:r>
-      <w:r>
-        <w:rPr>
-          <w:szCs w:val="22"/>
-        </w:rPr>
-        <w:t xml:space="preserve">Software Engineer with </w:t>
+        <w:t xml:space="preserve">Backend Software Engineer with </w:t>
       </w:r>
       <w:r>
         <w:rPr>
@@ -325,7 +319,33 @@
         <w:rPr>
           <w:szCs w:val="22"/>
         </w:rPr>
-        <w:t xml:space="preserve"> building distributed, event-driven systems on AWS. Specialized in serverless architectures, cloud infrastructure, and AI/RAG systems, with a strong track record of shipping production-grade solutions at scale.</w:t>
+        <w:t xml:space="preserve"> building distributed, event-driven systems on AWS. Shipped serverless pipelines processing 1M+ daily events, led a Redis migration saving $64.5K/year, and delivered a zero-downtime </w:t>
+      </w:r>
+      <w:r>
+        <w:rPr>
+          <w:szCs w:val="22"/>
+        </w:rPr>
+        <w:t>inter-</w:t>
+      </w:r>
+      <w:r>
+        <w:rPr>
+          <w:szCs w:val="22"/>
+        </w:rPr>
+        <w:t>cloud migration in one quarter. Experienced in TypeScript, Node.js, and serverless architectures, with recent work in RAG systems and MCP/</w:t>
+      </w:r>
+      <w:proofErr w:type="spellStart"/>
+      <w:r>
+        <w:rPr>
+          <w:szCs w:val="22"/>
+        </w:rPr>
+        <w:t>AgentCore</w:t>
+      </w:r>
+      <w:proofErr w:type="spellEnd"/>
+      <w:r>
+        <w:rPr>
+          <w:szCs w:val="22"/>
+        </w:rPr>
+        <w:t xml:space="preserve"> integrations.</w:t>
       </w:r>
     </w:p>
     <w:p>
@@ -895,7 +915,7 @@
         <w:pStyle w:val="ListParagraph"/>
         <w:numPr>
           <w:ilvl w:val="0"/>
-          <w:numId w:val="4"/>
+          <w:numId w:val="7"/>
         </w:numPr>
         <w:spacing w:after="0" w:line="240" w:lineRule="auto"/>
         <w:rPr>
@@ -995,7 +1015,7 @@
         <w:pStyle w:val="ListParagraph"/>
         <w:numPr>
           <w:ilvl w:val="0"/>
-          <w:numId w:val="4"/>
+          <w:numId w:val="7"/>
         </w:numPr>
         <w:spacing w:after="0" w:line="240" w:lineRule="auto"/>
         <w:rPr>
@@ -1109,7 +1129,7 @@
         <w:pStyle w:val="ListParagraph"/>
         <w:numPr>
           <w:ilvl w:val="0"/>
-          <w:numId w:val="4"/>
+          <w:numId w:val="7"/>
         </w:numPr>
         <w:spacing w:after="0" w:line="240" w:lineRule="auto"/>
         <w:rPr>
@@ -1206,7 +1226,7 @@
         <w:pStyle w:val="ListParagraph"/>
         <w:numPr>
           <w:ilvl w:val="0"/>
-          <w:numId w:val="4"/>
+          <w:numId w:val="7"/>
         </w:numPr>
         <w:spacing w:after="0" w:line="240" w:lineRule="auto"/>
         <w:rPr>
@@ -1282,7 +1302,7 @@
         <w:pStyle w:val="ListParagraph"/>
         <w:numPr>
           <w:ilvl w:val="0"/>
-          <w:numId w:val="4"/>
+          <w:numId w:val="7"/>
         </w:numPr>
         <w:spacing w:after="0" w:line="240" w:lineRule="auto"/>
         <w:rPr>
@@ -1335,7 +1355,7 @@
         <w:pStyle w:val="ListParagraph"/>
         <w:numPr>
           <w:ilvl w:val="0"/>
-          <w:numId w:val="4"/>
+          <w:numId w:val="7"/>
         </w:numPr>
         <w:spacing w:after="0" w:line="240" w:lineRule="auto"/>
         <w:rPr>
@@ -1475,7 +1495,7 @@
         <w:pStyle w:val="ListParagraph"/>
         <w:numPr>
           <w:ilvl w:val="0"/>
-          <w:numId w:val="4"/>
+          <w:numId w:val="7"/>
         </w:numPr>
         <w:spacing w:after="0" w:line="240" w:lineRule="auto"/>
         <w:rPr>
@@ -1732,9 +1752,9 @@
         <w:pStyle w:val="ListParagraph"/>
         <w:numPr>
           <w:ilvl w:val="0"/>
-          <w:numId w:val="4"/>
+          <w:numId w:val="8"/>
         </w:numPr>
-        <w:spacing w:after="0" w:line="240" w:lineRule="auto"/>
+        <w:spacing w:line="240" w:lineRule="auto"/>
         <w:rPr>
           <w:szCs w:val="22"/>
         </w:rPr>
@@ -1757,7 +1777,21 @@
         <w:rPr>
           <w:szCs w:val="22"/>
         </w:rPr>
-        <w:t xml:space="preserve"> system enabling legal professionals to query large document sets in natural language, with automated ingestion, chunking, and vector embedding at scale.</w:t>
+        <w:t xml:space="preserve"> system for legal document querying, with automated ingestion, vector embedding, and a </w:t>
+      </w:r>
+      <w:r>
+        <w:rPr>
+          <w:b/>
+          <w:bCs/>
+          <w:szCs w:val="22"/>
+        </w:rPr>
+        <w:t>self-healing feedback pipeline</w:t>
+      </w:r>
+      <w:r>
+        <w:rPr>
+          <w:szCs w:val="22"/>
+        </w:rPr>
+        <w:t xml:space="preserve"> routing degraded chunks to LLM correction or human review across 10 quality categories.</w:t>
       </w:r>
     </w:p>
     <w:p>
@@ -1765,134 +1799,20 @@
         <w:pStyle w:val="ListParagraph"/>
         <w:numPr>
           <w:ilvl w:val="0"/>
-          <w:numId w:val="4"/>
-        </w:numPr>
-        <w:spacing w:after="0" w:line="240" w:lineRule="auto"/>
-        <w:rPr>
-          <w:szCs w:val="22"/>
-        </w:rPr>
-      </w:pPr>
-      <w:r>
-        <w:rPr>
-          <w:szCs w:val="22"/>
-        </w:rPr>
-        <w:t xml:space="preserve">Integrated </w:t>
-      </w:r>
-      <w:r>
-        <w:rPr>
-          <w:b/>
-          <w:bCs/>
-          <w:szCs w:val="22"/>
-        </w:rPr>
-        <w:t>a self-healing feedback pipeline</w:t>
-      </w:r>
-      <w:r>
-        <w:rPr>
-          <w:szCs w:val="22"/>
-        </w:rPr>
-        <w:t xml:space="preserve"> monitoring chunk quality across 10 categories, auto-routing degraded chunks to LLM correction, regeneration, or human review based on penalty thresholds.</w:t>
-      </w:r>
-    </w:p>
-    <w:p>
-      <w:pPr>
-        <w:pStyle w:val="ListParagraph"/>
-        <w:numPr>
-          <w:ilvl w:val="0"/>
-          <w:numId w:val="4"/>
-        </w:numPr>
-        <w:spacing w:after="0" w:line="240" w:lineRule="auto"/>
-        <w:rPr>
-          <w:szCs w:val="22"/>
-        </w:rPr>
-      </w:pPr>
-      <w:r>
-        <w:rPr>
-          <w:szCs w:val="22"/>
-        </w:rPr>
-        <w:t>Deployed on Spot EC2 with interruption handling, EBS persistence, and restart</w:t>
-      </w:r>
-      <w:r>
-        <w:rPr>
-          <w:szCs w:val="22"/>
-        </w:rPr>
-        <w:t xml:space="preserve"> Docker </w:t>
-      </w:r>
-      <w:r>
-        <w:rPr>
-          <w:szCs w:val="22"/>
-        </w:rPr>
-        <w:t xml:space="preserve">policies ensuring the </w:t>
-      </w:r>
-      <w:r>
-        <w:rPr>
-          <w:szCs w:val="22"/>
-        </w:rPr>
-        <w:t>app’s stack</w:t>
-      </w:r>
-      <w:r>
-        <w:rPr>
-          <w:szCs w:val="22"/>
-        </w:rPr>
-        <w:t xml:space="preserve"> recovers automatically after interruptions.</w:t>
-      </w:r>
-    </w:p>
-    <w:p>
-      <w:pPr>
-        <w:pStyle w:val="ListParagraph"/>
-        <w:numPr>
-          <w:ilvl w:val="0"/>
-          <w:numId w:val="4"/>
+          <w:numId w:val="8"/>
         </w:numPr>
         <w:spacing w:line="240" w:lineRule="auto"/>
         <w:rPr>
-          <w:szCs w:val="22"/>
-        </w:rPr>
-      </w:pPr>
-      <w:r>
-        <w:rPr>
-          <w:szCs w:val="22"/>
-        </w:rPr>
-        <w:t>Split infrastructure into two Terraform layers — real AWS (EC2, EIP, state bucket) and</w:t>
-      </w:r>
-      <w:r>
-        <w:rPr>
-          <w:szCs w:val="22"/>
-        </w:rPr>
-        <w:t xml:space="preserve"> Localstack</w:t>
-      </w:r>
-      <w:r>
-        <w:rPr>
-          <w:szCs w:val="22"/>
-        </w:rPr>
-        <w:t xml:space="preserve"> (Lambda, SQS, DynamoDB, </w:t>
-      </w:r>
-      <w:proofErr w:type="spellStart"/>
-      <w:r>
-        <w:rPr>
-          <w:szCs w:val="22"/>
-        </w:rPr>
-        <w:t>EventBridge</w:t>
-      </w:r>
-      <w:proofErr w:type="spellEnd"/>
-      <w:r>
-        <w:rPr>
-          <w:szCs w:val="22"/>
-        </w:rPr>
-        <w:t xml:space="preserve">, </w:t>
-      </w:r>
-      <w:proofErr w:type="spellStart"/>
-      <w:r>
-        <w:rPr>
-          <w:szCs w:val="22"/>
-        </w:rPr>
-        <w:t>etc</w:t>
-      </w:r>
-      <w:proofErr w:type="spellEnd"/>
-      <w:r>
-        <w:rPr>
-          <w:szCs w:val="22"/>
-        </w:rPr>
-        <w:t xml:space="preserve">) with Caddy SSL, </w:t>
+          <w:b/>
+          <w:bCs/>
+          <w:szCs w:val="22"/>
+        </w:rPr>
+      </w:pPr>
+      <w:r>
+        <w:rPr>
+          <w:szCs w:val="22"/>
+        </w:rPr>
+        <w:t xml:space="preserve">Deployed on Spot EC2 with interruption handling and split infrastructure across real AWS and Localstack via two Terraform layers, </w:t>
       </w:r>
       <w:r>
         <w:rPr>
@@ -2006,7 +1926,7 @@
         <w:pStyle w:val="ListParagraph"/>
         <w:numPr>
           <w:ilvl w:val="0"/>
-          <w:numId w:val="1"/>
+          <w:numId w:val="9"/>
         </w:numPr>
         <w:spacing w:line="240" w:lineRule="auto"/>
         <w:ind w:right="288"/>
@@ -2574,6 +2494,347 @@
     </w:lvl>
   </w:abstractNum>
   <w:abstractNum w:abstractNumId="1" w15:restartNumberingAfterBreak="0">
+    <w:nsid w:val="13500DF8"/>
+    <w:multiLevelType w:val="hybridMultilevel"/>
+    <w:tmpl w:val="87BE060C"/>
+    <w:lvl w:ilvl="0" w:tplc="04090001">
+      <w:start w:val="1"/>
+      <w:numFmt w:val="bullet"/>
+      <w:lvlText w:val=""/>
+      <w:lvlJc w:val="left"/>
+      <w:pPr>
+        <w:ind w:left="576" w:hanging="360"/>
+      </w:pPr>
+      <w:rPr>
+        <w:rFonts w:ascii="Symbol" w:hAnsi="Symbol" w:hint="default"/>
+      </w:rPr>
+    </w:lvl>
+    <w:lvl w:ilvl="1" w:tplc="FFFFFFFF" w:tentative="1">
+      <w:start w:val="1"/>
+      <w:numFmt w:val="bullet"/>
+      <w:lvlText w:val="o"/>
+      <w:lvlJc w:val="left"/>
+      <w:pPr>
+        <w:ind w:left="1296" w:hanging="360"/>
+      </w:pPr>
+      <w:rPr>
+        <w:rFonts w:ascii="Courier New" w:hAnsi="Courier New" w:cs="Courier New" w:hint="default"/>
+      </w:rPr>
+    </w:lvl>
+    <w:lvl w:ilvl="2" w:tplc="FFFFFFFF" w:tentative="1">
+      <w:start w:val="1"/>
+      <w:numFmt w:val="bullet"/>
+      <w:lvlText w:val=""/>
+      <w:lvlJc w:val="left"/>
+      <w:pPr>
+        <w:ind w:left="2016" w:hanging="360"/>
+      </w:pPr>
+      <w:rPr>
+        <w:rFonts w:ascii="Wingdings" w:hAnsi="Wingdings" w:hint="default"/>
+      </w:rPr>
+    </w:lvl>
+    <w:lvl w:ilvl="3" w:tplc="FFFFFFFF" w:tentative="1">
+      <w:start w:val="1"/>
+      <w:numFmt w:val="bullet"/>
+      <w:lvlText w:val=""/>
+      <w:lvlJc w:val="left"/>
+      <w:pPr>
+        <w:ind w:left="2736" w:hanging="360"/>
+      </w:pPr>
+      <w:rPr>
+        <w:rFonts w:ascii="Symbol" w:hAnsi="Symbol" w:hint="default"/>
+      </w:rPr>
+    </w:lvl>
+    <w:lvl w:ilvl="4" w:tplc="FFFFFFFF" w:tentative="1">
+      <w:start w:val="1"/>
+      <w:numFmt w:val="bullet"/>
+      <w:lvlText w:val="o"/>
+      <w:lvlJc w:val="left"/>
+      <w:pPr>
+        <w:ind w:left="3456" w:hanging="360"/>
+      </w:pPr>
+      <w:rPr>
+        <w:rFonts w:ascii="Courier New" w:hAnsi="Courier New" w:cs="Courier New" w:hint="default"/>
+      </w:rPr>
+    </w:lvl>
+    <w:lvl w:ilvl="5" w:tplc="FFFFFFFF" w:tentative="1">
+      <w:start w:val="1"/>
+      <w:numFmt w:val="bullet"/>
+      <w:lvlText w:val=""/>
+      <w:lvlJc w:val="left"/>
+      <w:pPr>
+        <w:ind w:left="4176" w:hanging="360"/>
+      </w:pPr>
+      <w:rPr>
+        <w:rFonts w:ascii="Wingdings" w:hAnsi="Wingdings" w:hint="default"/>
+      </w:rPr>
+    </w:lvl>
+    <w:lvl w:ilvl="6" w:tplc="FFFFFFFF" w:tentative="1">
+      <w:start w:val="1"/>
+      <w:numFmt w:val="bullet"/>
+      <w:lvlText w:val=""/>
+      <w:lvlJc w:val="left"/>
+      <w:pPr>
+        <w:ind w:left="4896" w:hanging="360"/>
+      </w:pPr>
+      <w:rPr>
+        <w:rFonts w:ascii="Symbol" w:hAnsi="Symbol" w:hint="default"/>
+      </w:rPr>
+    </w:lvl>
+    <w:lvl w:ilvl="7" w:tplc="FFFFFFFF" w:tentative="1">
+      <w:start w:val="1"/>
+      <w:numFmt w:val="bullet"/>
+      <w:lvlText w:val="o"/>
+      <w:lvlJc w:val="left"/>
+      <w:pPr>
+        <w:ind w:left="5616" w:hanging="360"/>
+      </w:pPr>
+      <w:rPr>
+        <w:rFonts w:ascii="Courier New" w:hAnsi="Courier New" w:cs="Courier New" w:hint="default"/>
+      </w:rPr>
+    </w:lvl>
+    <w:lvl w:ilvl="8" w:tplc="FFFFFFFF" w:tentative="1">
+      <w:start w:val="1"/>
+      <w:numFmt w:val="bullet"/>
+      <w:lvlText w:val=""/>
+      <w:lvlJc w:val="left"/>
+      <w:pPr>
+        <w:ind w:left="6336" w:hanging="360"/>
+      </w:pPr>
+      <w:rPr>
+        <w:rFonts w:ascii="Wingdings" w:hAnsi="Wingdings" w:hint="default"/>
+      </w:rPr>
+    </w:lvl>
+  </w:abstractNum>
+  <w:abstractNum w:abstractNumId="2" w15:restartNumberingAfterBreak="0">
+    <w:nsid w:val="15127B00"/>
+    <w:multiLevelType w:val="hybridMultilevel"/>
+    <w:tmpl w:val="0AEC6D84"/>
+    <w:lvl w:ilvl="0" w:tplc="04090001">
+      <w:start w:val="1"/>
+      <w:numFmt w:val="bullet"/>
+      <w:lvlText w:val=""/>
+      <w:lvlJc w:val="left"/>
+      <w:pPr>
+        <w:ind w:left="648" w:hanging="360"/>
+      </w:pPr>
+      <w:rPr>
+        <w:rFonts w:ascii="Symbol" w:hAnsi="Symbol" w:hint="default"/>
+        <w:i w:val="0"/>
+      </w:rPr>
+    </w:lvl>
+    <w:lvl w:ilvl="1" w:tplc="FFFFFFFF" w:tentative="1">
+      <w:start w:val="1"/>
+      <w:numFmt w:val="bullet"/>
+      <w:lvlText w:val="o"/>
+      <w:lvlJc w:val="left"/>
+      <w:pPr>
+        <w:ind w:left="1368" w:hanging="360"/>
+      </w:pPr>
+      <w:rPr>
+        <w:rFonts w:ascii="Courier New" w:hAnsi="Courier New" w:cs="Courier New" w:hint="default"/>
+      </w:rPr>
+    </w:lvl>
+    <w:lvl w:ilvl="2" w:tplc="FFFFFFFF" w:tentative="1">
+      <w:start w:val="1"/>
+      <w:numFmt w:val="bullet"/>
+      <w:lvlText w:val=""/>
+      <w:lvlJc w:val="left"/>
+      <w:pPr>
+        <w:ind w:left="2088" w:hanging="360"/>
+      </w:pPr>
+      <w:rPr>
+        <w:rFonts w:ascii="Wingdings" w:hAnsi="Wingdings" w:hint="default"/>
+      </w:rPr>
+    </w:lvl>
+    <w:lvl w:ilvl="3" w:tplc="FFFFFFFF" w:tentative="1">
+      <w:start w:val="1"/>
+      <w:numFmt w:val="bullet"/>
+      <w:lvlText w:val=""/>
+      <w:lvlJc w:val="left"/>
+      <w:pPr>
+        <w:ind w:left="2808" w:hanging="360"/>
+      </w:pPr>
+      <w:rPr>
+        <w:rFonts w:ascii="Symbol" w:hAnsi="Symbol" w:hint="default"/>
+      </w:rPr>
+    </w:lvl>
+    <w:lvl w:ilvl="4" w:tplc="FFFFFFFF" w:tentative="1">
+      <w:start w:val="1"/>
+      <w:numFmt w:val="bullet"/>
+      <w:lvlText w:val="o"/>
+      <w:lvlJc w:val="left"/>
+      <w:pPr>
+        <w:ind w:left="3528" w:hanging="360"/>
+      </w:pPr>
+      <w:rPr>
+        <w:rFonts w:ascii="Courier New" w:hAnsi="Courier New" w:cs="Courier New" w:hint="default"/>
+      </w:rPr>
+    </w:lvl>
+    <w:lvl w:ilvl="5" w:tplc="FFFFFFFF" w:tentative="1">
+      <w:start w:val="1"/>
+      <w:numFmt w:val="bullet"/>
+      <w:lvlText w:val=""/>
+      <w:lvlJc w:val="left"/>
+      <w:pPr>
+        <w:ind w:left="4248" w:hanging="360"/>
+      </w:pPr>
+      <w:rPr>
+        <w:rFonts w:ascii="Wingdings" w:hAnsi="Wingdings" w:hint="default"/>
+      </w:rPr>
+    </w:lvl>
+    <w:lvl w:ilvl="6" w:tplc="FFFFFFFF" w:tentative="1">
+      <w:start w:val="1"/>
+      <w:numFmt w:val="bullet"/>
+      <w:lvlText w:val=""/>
+      <w:lvlJc w:val="left"/>
+      <w:pPr>
+        <w:ind w:left="4968" w:hanging="360"/>
+      </w:pPr>
+      <w:rPr>
+        <w:rFonts w:ascii="Symbol" w:hAnsi="Symbol" w:hint="default"/>
+      </w:rPr>
+    </w:lvl>
+    <w:lvl w:ilvl="7" w:tplc="FFFFFFFF" w:tentative="1">
+      <w:start w:val="1"/>
+      <w:numFmt w:val="bullet"/>
+      <w:lvlText w:val="o"/>
+      <w:lvlJc w:val="left"/>
+      <w:pPr>
+        <w:ind w:left="5688" w:hanging="360"/>
+      </w:pPr>
+      <w:rPr>
+        <w:rFonts w:ascii="Courier New" w:hAnsi="Courier New" w:cs="Courier New" w:hint="default"/>
+      </w:rPr>
+    </w:lvl>
+    <w:lvl w:ilvl="8" w:tplc="FFFFFFFF" w:tentative="1">
+      <w:start w:val="1"/>
+      <w:numFmt w:val="bullet"/>
+      <w:lvlText w:val=""/>
+      <w:lvlJc w:val="left"/>
+      <w:pPr>
+        <w:ind w:left="6408" w:hanging="360"/>
+      </w:pPr>
+      <w:rPr>
+        <w:rFonts w:ascii="Wingdings" w:hAnsi="Wingdings" w:hint="default"/>
+      </w:rPr>
+    </w:lvl>
+  </w:abstractNum>
+  <w:abstractNum w:abstractNumId="3" w15:restartNumberingAfterBreak="0">
+    <w:nsid w:val="220F589C"/>
+    <w:multiLevelType w:val="hybridMultilevel"/>
+    <w:tmpl w:val="C1741ABA"/>
+    <w:lvl w:ilvl="0" w:tplc="04090001">
+      <w:start w:val="1"/>
+      <w:numFmt w:val="bullet"/>
+      <w:lvlText w:val=""/>
+      <w:lvlJc w:val="left"/>
+      <w:pPr>
+        <w:ind w:left="648" w:hanging="360"/>
+      </w:pPr>
+      <w:rPr>
+        <w:rFonts w:ascii="Symbol" w:hAnsi="Symbol" w:hint="default"/>
+        <w:i w:val="0"/>
+      </w:rPr>
+    </w:lvl>
+    <w:lvl w:ilvl="1" w:tplc="FFFFFFFF" w:tentative="1">
+      <w:start w:val="1"/>
+      <w:numFmt w:val="bullet"/>
+      <w:lvlText w:val="o"/>
+      <w:lvlJc w:val="left"/>
+      <w:pPr>
+        <w:ind w:left="1368" w:hanging="360"/>
+      </w:pPr>
+      <w:rPr>
+        <w:rFonts w:ascii="Courier New" w:hAnsi="Courier New" w:cs="Courier New" w:hint="default"/>
+      </w:rPr>
+    </w:lvl>
+    <w:lvl w:ilvl="2" w:tplc="FFFFFFFF" w:tentative="1">
+      <w:start w:val="1"/>
+      <w:numFmt w:val="bullet"/>
+      <w:lvlText w:val=""/>
+      <w:lvlJc w:val="left"/>
+      <w:pPr>
+        <w:ind w:left="2088" w:hanging="360"/>
+      </w:pPr>
+      <w:rPr>
+        <w:rFonts w:ascii="Wingdings" w:hAnsi="Wingdings" w:hint="default"/>
+      </w:rPr>
+    </w:lvl>
+    <w:lvl w:ilvl="3" w:tplc="FFFFFFFF" w:tentative="1">
+      <w:start w:val="1"/>
+      <w:numFmt w:val="bullet"/>
+      <w:lvlText w:val=""/>
+      <w:lvlJc w:val="left"/>
+      <w:pPr>
+        <w:ind w:left="2808" w:hanging="360"/>
+      </w:pPr>
+      <w:rPr>
+        <w:rFonts w:ascii="Symbol" w:hAnsi="Symbol" w:hint="default"/>
+      </w:rPr>
+    </w:lvl>
+    <w:lvl w:ilvl="4" w:tplc="FFFFFFFF" w:tentative="1">
+      <w:start w:val="1"/>
+      <w:numFmt w:val="bullet"/>
+      <w:lvlText w:val="o"/>
+      <w:lvlJc w:val="left"/>
+      <w:pPr>
+        <w:ind w:left="3528" w:hanging="360"/>
+      </w:pPr>
+      <w:rPr>
+        <w:rFonts w:ascii="Courier New" w:hAnsi="Courier New" w:cs="Courier New" w:hint="default"/>
+      </w:rPr>
+    </w:lvl>
+    <w:lvl w:ilvl="5" w:tplc="FFFFFFFF" w:tentative="1">
+      <w:start w:val="1"/>
+      <w:numFmt w:val="bullet"/>
+      <w:lvlText w:val=""/>
+      <w:lvlJc w:val="left"/>
+      <w:pPr>
+        <w:ind w:left="4248" w:hanging="360"/>
+      </w:pPr>
+      <w:rPr>
+        <w:rFonts w:ascii="Wingdings" w:hAnsi="Wingdings" w:hint="default"/>
+      </w:rPr>
+    </w:lvl>
+    <w:lvl w:ilvl="6" w:tplc="FFFFFFFF" w:tentative="1">
+      <w:start w:val="1"/>
+      <w:numFmt w:val="bullet"/>
+      <w:lvlText w:val=""/>
+      <w:lvlJc w:val="left"/>
+      <w:pPr>
+        <w:ind w:left="4968" w:hanging="360"/>
+      </w:pPr>
+      <w:rPr>
+        <w:rFonts w:ascii="Symbol" w:hAnsi="Symbol" w:hint="default"/>
+      </w:rPr>
+    </w:lvl>
+    <w:lvl w:ilvl="7" w:tplc="FFFFFFFF" w:tentative="1">
+      <w:start w:val="1"/>
+      <w:numFmt w:val="bullet"/>
+      <w:lvlText w:val="o"/>
+      <w:lvlJc w:val="left"/>
+      <w:pPr>
+        <w:ind w:left="5688" w:hanging="360"/>
+      </w:pPr>
+      <w:rPr>
+        <w:rFonts w:ascii="Courier New" w:hAnsi="Courier New" w:cs="Courier New" w:hint="default"/>
+      </w:rPr>
+    </w:lvl>
+    <w:lvl w:ilvl="8" w:tplc="FFFFFFFF" w:tentative="1">
+      <w:start w:val="1"/>
+      <w:numFmt w:val="bullet"/>
+      <w:lvlText w:val=""/>
+      <w:lvlJc w:val="left"/>
+      <w:pPr>
+        <w:ind w:left="6408" w:hanging="360"/>
+      </w:pPr>
+      <w:rPr>
+        <w:rFonts w:ascii="Wingdings" w:hAnsi="Wingdings" w:hint="default"/>
+      </w:rPr>
+    </w:lvl>
+  </w:abstractNum>
+  <w:abstractNum w:abstractNumId="4" w15:restartNumberingAfterBreak="0">
     <w:nsid w:val="30A440BE"/>
     <w:multiLevelType w:val="hybridMultilevel"/>
     <w:tmpl w:val="98EAC64C"/>
@@ -2686,7 +2947,121 @@
       </w:rPr>
     </w:lvl>
   </w:abstractNum>
-  <w:abstractNum w:abstractNumId="2" w15:restartNumberingAfterBreak="0">
+  <w:abstractNum w:abstractNumId="5" w15:restartNumberingAfterBreak="0">
+    <w:nsid w:val="42C53B11"/>
+    <w:multiLevelType w:val="hybridMultilevel"/>
+    <w:tmpl w:val="74DEC58E"/>
+    <w:lvl w:ilvl="0" w:tplc="04090003">
+      <w:start w:val="1"/>
+      <w:numFmt w:val="bullet"/>
+      <w:lvlText w:val="o"/>
+      <w:lvlJc w:val="left"/>
+      <w:pPr>
+        <w:ind w:left="648" w:hanging="360"/>
+      </w:pPr>
+      <w:rPr>
+        <w:rFonts w:ascii="Courier New" w:hAnsi="Courier New" w:cs="Courier New" w:hint="default"/>
+        <w:i w:val="0"/>
+      </w:rPr>
+    </w:lvl>
+    <w:lvl w:ilvl="1" w:tplc="FFFFFFFF" w:tentative="1">
+      <w:start w:val="1"/>
+      <w:numFmt w:val="bullet"/>
+      <w:lvlText w:val="o"/>
+      <w:lvlJc w:val="left"/>
+      <w:pPr>
+        <w:ind w:left="1368" w:hanging="360"/>
+      </w:pPr>
+      <w:rPr>
+        <w:rFonts w:ascii="Courier New" w:hAnsi="Courier New" w:cs="Courier New" w:hint="default"/>
+      </w:rPr>
+    </w:lvl>
+    <w:lvl w:ilvl="2" w:tplc="FFFFFFFF" w:tentative="1">
+      <w:start w:val="1"/>
+      <w:numFmt w:val="bullet"/>
+      <w:lvlText w:val=""/>
+      <w:lvlJc w:val="left"/>
+      <w:pPr>
+        <w:ind w:left="2088" w:hanging="360"/>
+      </w:pPr>
+      <w:rPr>
+        <w:rFonts w:ascii="Wingdings" w:hAnsi="Wingdings" w:hint="default"/>
+      </w:rPr>
+    </w:lvl>
+    <w:lvl w:ilvl="3" w:tplc="FFFFFFFF" w:tentative="1">
+      <w:start w:val="1"/>
+      <w:numFmt w:val="bullet"/>
+      <w:lvlText w:val=""/>
+      <w:lvlJc w:val="left"/>
+      <w:pPr>
+        <w:ind w:left="2808" w:hanging="360"/>
+      </w:pPr>
+      <w:rPr>
+        <w:rFonts w:ascii="Symbol" w:hAnsi="Symbol" w:hint="default"/>
+      </w:rPr>
+    </w:lvl>
+    <w:lvl w:ilvl="4" w:tplc="FFFFFFFF" w:tentative="1">
+      <w:start w:val="1"/>
+      <w:numFmt w:val="bullet"/>
+      <w:lvlText w:val="o"/>
+      <w:lvlJc w:val="left"/>
+      <w:pPr>
+        <w:ind w:left="3528" w:hanging="360"/>
+      </w:pPr>
+      <w:rPr>
+        <w:rFonts w:ascii="Courier New" w:hAnsi="Courier New" w:cs="Courier New" w:hint="default"/>
+      </w:rPr>
+    </w:lvl>
+    <w:lvl w:ilvl="5" w:tplc="FFFFFFFF" w:tentative="1">
+      <w:start w:val="1"/>
+      <w:numFmt w:val="bullet"/>
+      <w:lvlText w:val=""/>
+      <w:lvlJc w:val="left"/>
+      <w:pPr>
+        <w:ind w:left="4248" w:hanging="360"/>
+      </w:pPr>
+      <w:rPr>
+        <w:rFonts w:ascii="Wingdings" w:hAnsi="Wingdings" w:hint="default"/>
+      </w:rPr>
+    </w:lvl>
+    <w:lvl w:ilvl="6" w:tplc="FFFFFFFF" w:tentative="1">
+      <w:start w:val="1"/>
+      <w:numFmt w:val="bullet"/>
+      <w:lvlText w:val=""/>
+      <w:lvlJc w:val="left"/>
+      <w:pPr>
+        <w:ind w:left="4968" w:hanging="360"/>
+      </w:pPr>
+      <w:rPr>
+        <w:rFonts w:ascii="Symbol" w:hAnsi="Symbol" w:hint="default"/>
+      </w:rPr>
+    </w:lvl>
+    <w:lvl w:ilvl="7" w:tplc="FFFFFFFF" w:tentative="1">
+      <w:start w:val="1"/>
+      <w:numFmt w:val="bullet"/>
+      <w:lvlText w:val="o"/>
+      <w:lvlJc w:val="left"/>
+      <w:pPr>
+        <w:ind w:left="5688" w:hanging="360"/>
+      </w:pPr>
+      <w:rPr>
+        <w:rFonts w:ascii="Courier New" w:hAnsi="Courier New" w:cs="Courier New" w:hint="default"/>
+      </w:rPr>
+    </w:lvl>
+    <w:lvl w:ilvl="8" w:tplc="FFFFFFFF" w:tentative="1">
+      <w:start w:val="1"/>
+      <w:numFmt w:val="bullet"/>
+      <w:lvlText w:val=""/>
+      <w:lvlJc w:val="left"/>
+      <w:pPr>
+        <w:ind w:left="6408" w:hanging="360"/>
+      </w:pPr>
+      <w:rPr>
+        <w:rFonts w:ascii="Wingdings" w:hAnsi="Wingdings" w:hint="default"/>
+      </w:rPr>
+    </w:lvl>
+  </w:abstractNum>
+  <w:abstractNum w:abstractNumId="6" w15:restartNumberingAfterBreak="0">
     <w:nsid w:val="43A31680"/>
     <w:multiLevelType w:val="hybridMultilevel"/>
     <w:tmpl w:val="8710ED8E"/>
@@ -2798,7 +3173,7 @@
       </w:rPr>
     </w:lvl>
   </w:abstractNum>
-  <w:abstractNum w:abstractNumId="3" w15:restartNumberingAfterBreak="0">
+  <w:abstractNum w:abstractNumId="7" w15:restartNumberingAfterBreak="0">
     <w:nsid w:val="4DA9114C"/>
     <w:multiLevelType w:val="hybridMultilevel"/>
     <w:tmpl w:val="96A83378"/>
@@ -2912,16 +3287,145 @@
       </w:rPr>
     </w:lvl>
   </w:abstractNum>
+  <w:abstractNum w:abstractNumId="8" w15:restartNumberingAfterBreak="0">
+    <w:nsid w:val="7B4436A1"/>
+    <w:multiLevelType w:val="hybridMultilevel"/>
+    <w:tmpl w:val="76D8E170"/>
+    <w:lvl w:ilvl="0" w:tplc="04090003">
+      <w:start w:val="1"/>
+      <w:numFmt w:val="bullet"/>
+      <w:lvlText w:val="o"/>
+      <w:lvlJc w:val="left"/>
+      <w:pPr>
+        <w:ind w:left="648" w:hanging="360"/>
+      </w:pPr>
+      <w:rPr>
+        <w:rFonts w:ascii="Courier New" w:hAnsi="Courier New" w:cs="Courier New" w:hint="default"/>
+        <w:i w:val="0"/>
+      </w:rPr>
+    </w:lvl>
+    <w:lvl w:ilvl="1" w:tplc="FFFFFFFF" w:tentative="1">
+      <w:start w:val="1"/>
+      <w:numFmt w:val="bullet"/>
+      <w:lvlText w:val="o"/>
+      <w:lvlJc w:val="left"/>
+      <w:pPr>
+        <w:ind w:left="1368" w:hanging="360"/>
+      </w:pPr>
+      <w:rPr>
+        <w:rFonts w:ascii="Courier New" w:hAnsi="Courier New" w:cs="Courier New" w:hint="default"/>
+      </w:rPr>
+    </w:lvl>
+    <w:lvl w:ilvl="2" w:tplc="FFFFFFFF" w:tentative="1">
+      <w:start w:val="1"/>
+      <w:numFmt w:val="bullet"/>
+      <w:lvlText w:val=""/>
+      <w:lvlJc w:val="left"/>
+      <w:pPr>
+        <w:ind w:left="2088" w:hanging="360"/>
+      </w:pPr>
+      <w:rPr>
+        <w:rFonts w:ascii="Wingdings" w:hAnsi="Wingdings" w:hint="default"/>
+      </w:rPr>
+    </w:lvl>
+    <w:lvl w:ilvl="3" w:tplc="FFFFFFFF" w:tentative="1">
+      <w:start w:val="1"/>
+      <w:numFmt w:val="bullet"/>
+      <w:lvlText w:val=""/>
+      <w:lvlJc w:val="left"/>
+      <w:pPr>
+        <w:ind w:left="2808" w:hanging="360"/>
+      </w:pPr>
+      <w:rPr>
+        <w:rFonts w:ascii="Symbol" w:hAnsi="Symbol" w:hint="default"/>
+      </w:rPr>
+    </w:lvl>
+    <w:lvl w:ilvl="4" w:tplc="FFFFFFFF" w:tentative="1">
+      <w:start w:val="1"/>
+      <w:numFmt w:val="bullet"/>
+      <w:lvlText w:val="o"/>
+      <w:lvlJc w:val="left"/>
+      <w:pPr>
+        <w:ind w:left="3528" w:hanging="360"/>
+      </w:pPr>
+      <w:rPr>
+        <w:rFonts w:ascii="Courier New" w:hAnsi="Courier New" w:cs="Courier New" w:hint="default"/>
+      </w:rPr>
+    </w:lvl>
+    <w:lvl w:ilvl="5" w:tplc="FFFFFFFF" w:tentative="1">
+      <w:start w:val="1"/>
+      <w:numFmt w:val="bullet"/>
+      <w:lvlText w:val=""/>
+      <w:lvlJc w:val="left"/>
+      <w:pPr>
+        <w:ind w:left="4248" w:hanging="360"/>
+      </w:pPr>
+      <w:rPr>
+        <w:rFonts w:ascii="Wingdings" w:hAnsi="Wingdings" w:hint="default"/>
+      </w:rPr>
+    </w:lvl>
+    <w:lvl w:ilvl="6" w:tplc="FFFFFFFF" w:tentative="1">
+      <w:start w:val="1"/>
+      <w:numFmt w:val="bullet"/>
+      <w:lvlText w:val=""/>
+      <w:lvlJc w:val="left"/>
+      <w:pPr>
+        <w:ind w:left="4968" w:hanging="360"/>
+      </w:pPr>
+      <w:rPr>
+        <w:rFonts w:ascii="Symbol" w:hAnsi="Symbol" w:hint="default"/>
+      </w:rPr>
+    </w:lvl>
+    <w:lvl w:ilvl="7" w:tplc="FFFFFFFF" w:tentative="1">
+      <w:start w:val="1"/>
+      <w:numFmt w:val="bullet"/>
+      <w:lvlText w:val="o"/>
+      <w:lvlJc w:val="left"/>
+      <w:pPr>
+        <w:ind w:left="5688" w:hanging="360"/>
+      </w:pPr>
+      <w:rPr>
+        <w:rFonts w:ascii="Courier New" w:hAnsi="Courier New" w:cs="Courier New" w:hint="default"/>
+      </w:rPr>
+    </w:lvl>
+    <w:lvl w:ilvl="8" w:tplc="FFFFFFFF" w:tentative="1">
+      <w:start w:val="1"/>
+      <w:numFmt w:val="bullet"/>
+      <w:lvlText w:val=""/>
+      <w:lvlJc w:val="left"/>
+      <w:pPr>
+        <w:ind w:left="6408" w:hanging="360"/>
+      </w:pPr>
+      <w:rPr>
+        <w:rFonts w:ascii="Wingdings" w:hAnsi="Wingdings" w:hint="default"/>
+      </w:rPr>
+    </w:lvl>
+  </w:abstractNum>
   <w:num w:numId="1" w16cid:durableId="785199897">
-    <w:abstractNumId w:val="2"/>
+    <w:abstractNumId w:val="6"/>
   </w:num>
   <w:num w:numId="2" w16cid:durableId="657416897">
-    <w:abstractNumId w:val="3"/>
+    <w:abstractNumId w:val="7"/>
   </w:num>
   <w:num w:numId="3" w16cid:durableId="1305543060">
     <w:abstractNumId w:val="0"/>
   </w:num>
   <w:num w:numId="4" w16cid:durableId="580018898">
+    <w:abstractNumId w:val="4"/>
+  </w:num>
+  <w:num w:numId="5" w16cid:durableId="212891847">
+    <w:abstractNumId w:val="8"/>
+  </w:num>
+  <w:num w:numId="6" w16cid:durableId="757479575">
+    <w:abstractNumId w:val="5"/>
+  </w:num>
+  <w:num w:numId="7" w16cid:durableId="425687237">
+    <w:abstractNumId w:val="3"/>
+  </w:num>
+  <w:num w:numId="8" w16cid:durableId="2094811334">
+    <w:abstractNumId w:val="2"/>
+  </w:num>
+  <w:num w:numId="9" w16cid:durableId="576478242">
     <w:abstractNumId w:val="1"/>
   </w:num>
 </w:numbering>
@@ -3332,7 +3836,6 @@
   <w:style w:type="character" w:default="1" w:styleId="DefaultParagraphFont">
     <w:name w:val="Default Paragraph Font"/>
     <w:uiPriority w:val="1"/>
-    <w:semiHidden/>
     <w:unhideWhenUsed/>
   </w:style>
   <w:style w:type="table" w:default="1" w:styleId="TableNormal">
